--- a/CalendarioAgo26/informacion/PoliticasAgo26.docx
+++ b/CalendarioAgo26/informacion/PoliticasAgo26.docx
@@ -352,18 +352,8 @@
           <w:spacing w:val="0"/>
           <w:szCs w:val="22"/>
         </w:rPr>
-        <w:t xml:space="preserve">Agosto - </w:t>
-      </w:r>
-      <w:proofErr w:type="gramStart"/>
-      <w:r>
-        <w:rPr>
-          <w:rFonts w:ascii="Arial" w:hAnsi="Arial" w:cs="Arial"/>
-          <w:spacing w:val="0"/>
-          <w:szCs w:val="22"/>
-        </w:rPr>
-        <w:t>Diciembre</w:t>
-      </w:r>
-      <w:proofErr w:type="gramEnd"/>
+        <w:t>Agosto - Diciembre</w:t>
+      </w:r>
       <w:r>
         <w:rPr>
           <w:rFonts w:ascii="Arial" w:hAnsi="Arial" w:cs="Arial"/>
@@ -1099,7 +1089,6 @@
         </w:rPr>
         <w:t xml:space="preserve"> </w:t>
       </w:r>
-      <w:proofErr w:type="gramStart"/>
       <w:r>
         <w:rPr>
           <w:rFonts w:ascii="Arial" w:hAnsi="Arial"/>
@@ -1109,19 +1098,7 @@
           <w:u w:val="single"/>
           <w:lang w:eastAsia="es-ES"/>
         </w:rPr>
-        <w:t>Lunes</w:t>
-      </w:r>
-      <w:proofErr w:type="gramEnd"/>
-      <w:r>
-        <w:rPr>
-          <w:rFonts w:ascii="Arial" w:hAnsi="Arial"/>
-          <w:snapToGrid w:val="0"/>
-          <w:sz w:val="22"/>
-          <w:szCs w:val="22"/>
-          <w:u w:val="single"/>
-          <w:lang w:eastAsia="es-ES"/>
-        </w:rPr>
-        <w:t xml:space="preserve"> a viernes</w:t>
+        <w:t>Lunes a viernes</w:t>
       </w:r>
       <w:r>
         <w:rPr>
@@ -1487,16 +1464,8 @@
         <w:rPr>
           <w:sz w:val="22"/>
         </w:rPr>
-        <w:t xml:space="preserve"> </w:t>
-      </w:r>
-      <w:proofErr w:type="spellStart"/>
-      <w:r>
-        <w:rPr>
-          <w:sz w:val="22"/>
-        </w:rPr>
-        <w:t>Canvas</w:t>
-      </w:r>
-      <w:proofErr w:type="spellEnd"/>
+        <w:t xml:space="preserve"> Canvas</w:t>
+      </w:r>
       <w:r>
         <w:rPr>
           <w:sz w:val="22"/>
@@ -1843,21 +1812,12 @@
         </w:rPr>
         <w:t xml:space="preserve">: </w:t>
       </w:r>
-      <w:proofErr w:type="gramStart"/>
       <w:r>
         <w:rPr>
           <w:sz w:val="22"/>
           <w:u w:val="single"/>
         </w:rPr>
-        <w:t>Lunes</w:t>
-      </w:r>
-      <w:proofErr w:type="gramEnd"/>
-      <w:r>
-        <w:rPr>
-          <w:sz w:val="22"/>
-          <w:u w:val="single"/>
-        </w:rPr>
-        <w:t xml:space="preserve"> 14 y martes 15 </w:t>
+        <w:t xml:space="preserve">Lunes 14 y martes 15 </w:t>
       </w:r>
       <w:r>
         <w:rPr>
@@ -2011,27 +1971,11 @@
     </w:p>
     <w:p>
       <w:pPr>
-        <w:pStyle w:val="Textoindependiente"/>
-        <w:spacing w:before="0" w:line="300" w:lineRule="exact"/>
-        <w:rPr>
-          <w:sz w:val="22"/>
-        </w:rPr>
-      </w:pPr>
-    </w:p>
-    <w:p>
-      <w:pPr>
-        <w:pStyle w:val="Textoindependiente"/>
-        <w:spacing w:before="0" w:line="300" w:lineRule="exact"/>
-        <w:rPr>
-          <w:sz w:val="22"/>
-        </w:rPr>
-      </w:pPr>
-    </w:p>
-    <w:p>
-      <w:pPr>
+        <w:spacing w:before="40" w:after="240"/>
         <w:rPr>
           <w:rFonts w:ascii="Arial" w:hAnsi="Arial"/>
           <w:b/>
+          <w:color w:val="000000" w:themeColor="text1"/>
           <w:sz w:val="22"/>
           <w14:shadow w14:blurRad="50800" w14:dist="38100" w14:dir="2700000" w14:sx="100000" w14:sy="100000" w14:kx="0" w14:ky="0" w14:algn="tl">
             <w14:srgbClr w14:val="000000">
@@ -2040,12 +1984,11 @@
           </w14:shadow>
         </w:rPr>
       </w:pPr>
-    </w:p>
-    <w:p>
-      <w:pPr>
+      <w:r>
         <w:rPr>
           <w:rFonts w:ascii="Arial" w:hAnsi="Arial"/>
           <w:b/>
+          <w:color w:val="000000" w:themeColor="text1"/>
           <w:sz w:val="22"/>
           <w14:shadow w14:blurRad="50800" w14:dist="38100" w14:dir="2700000" w14:sx="100000" w14:sy="100000" w14:kx="0" w14:ky="0" w14:algn="tl">
             <w14:srgbClr w14:val="000000">
@@ -2053,255 +1996,501 @@
             </w14:srgbClr>
           </w14:shadow>
         </w:rPr>
-      </w:pPr>
-    </w:p>
-    <w:p>
-      <w:pPr>
-        <w:spacing w:before="40" w:after="240"/>
+        <w:t xml:space="preserve">EVALUACIÓN DEL </w:t>
+      </w:r>
+      <w:r>
         <w:rPr>
           <w:rFonts w:ascii="Arial" w:hAnsi="Arial"/>
           <w:b/>
-          <w:sz w:val="22"/>
-          <w:highlight w:val="yellow"/>
+          <w:color w:val="000000" w:themeColor="text1"/>
+          <w:sz w:val="22"/>
           <w14:shadow w14:blurRad="50800" w14:dist="38100" w14:dir="2700000" w14:sx="100000" w14:sy="100000" w14:kx="0" w14:ky="0" w14:algn="tl">
             <w14:srgbClr w14:val="000000">
               <w14:alpha w14:val="60000"/>
             </w14:srgbClr>
           </w14:shadow>
         </w:rPr>
-      </w:pPr>
-      <w:r>
+        <w:t>MÓDULO 1</w:t>
+      </w:r>
+    </w:p>
+    <w:p>
+      <w:pPr>
+        <w:tabs>
+          <w:tab w:val="left" w:pos="1134"/>
+          <w:tab w:val="right" w:pos="4253"/>
+          <w:tab w:val="left" w:pos="5529"/>
+          <w:tab w:val="right" w:pos="8789"/>
+        </w:tabs>
+        <w:spacing w:before="60" w:after="120"/>
         <w:rPr>
           <w:rFonts w:ascii="Arial" w:hAnsi="Arial"/>
           <w:b/>
-          <w:sz w:val="22"/>
-          <w:highlight w:val="yellow"/>
+          <w:bCs/>
+          <w:sz w:val="22"/>
+          <w:szCs w:val="22"/>
+          <w:lang w:val="es-MX"/>
+        </w:rPr>
+      </w:pPr>
+      <w:r>
+        <w:rPr>
+          <w:rFonts w:ascii="Arial" w:hAnsi="Arial"/>
+          <w:b/>
+          <w:bCs/>
+          <w:sz w:val="22"/>
+          <w:szCs w:val="22"/>
+          <w:lang w:val="es-MX"/>
+        </w:rPr>
+        <w:t>ExamenUF1 (3 %)</w:t>
+      </w:r>
+    </w:p>
+    <w:p>
+      <w:pPr>
+        <w:numPr>
+          <w:ilvl w:val="0"/>
+          <w:numId w:val="46"/>
+        </w:numPr>
+        <w:tabs>
+          <w:tab w:val="left" w:pos="1134"/>
+          <w:tab w:val="right" w:pos="4253"/>
+          <w:tab w:val="left" w:pos="5529"/>
+          <w:tab w:val="right" w:pos="8789"/>
+        </w:tabs>
+        <w:spacing w:before="60"/>
+        <w:rPr>
+          <w:rFonts w:ascii="Arial" w:hAnsi="Arial"/>
+          <w:sz w:val="22"/>
+          <w:szCs w:val="22"/>
+          <w:lang w:val="es-MX"/>
+        </w:rPr>
+      </w:pPr>
+      <w:r>
+        <w:rPr>
+          <w:rFonts w:ascii="Arial" w:hAnsi="Arial"/>
+          <w:sz w:val="22"/>
+          <w:szCs w:val="22"/>
+          <w:lang w:val="es-MX"/>
+        </w:rPr>
+        <w:t>1. Python orientado a objetos y expresiones regulares (50%)</w:t>
+      </w:r>
+    </w:p>
+    <w:p>
+      <w:pPr>
+        <w:numPr>
+          <w:ilvl w:val="0"/>
+          <w:numId w:val="46"/>
+        </w:numPr>
+        <w:tabs>
+          <w:tab w:val="left" w:pos="1134"/>
+          <w:tab w:val="right" w:pos="4253"/>
+          <w:tab w:val="left" w:pos="5529"/>
+          <w:tab w:val="right" w:pos="8789"/>
+        </w:tabs>
+        <w:spacing w:before="60"/>
+        <w:rPr>
+          <w:rFonts w:ascii="Arial" w:hAnsi="Arial"/>
+          <w:sz w:val="22"/>
+          <w:szCs w:val="22"/>
+          <w:lang w:val="es-MX"/>
+        </w:rPr>
+      </w:pPr>
+      <w:r>
+        <w:rPr>
+          <w:rFonts w:ascii="Arial" w:hAnsi="Arial"/>
+          <w:sz w:val="22"/>
+          <w:szCs w:val="22"/>
+          <w:lang w:val="es-MX"/>
+        </w:rPr>
+        <w:t>2. Fundamentos de Python, funciones y estructuras de datos (25%)</w:t>
+      </w:r>
+    </w:p>
+    <w:p>
+      <w:pPr>
+        <w:numPr>
+          <w:ilvl w:val="0"/>
+          <w:numId w:val="46"/>
+        </w:numPr>
+        <w:tabs>
+          <w:tab w:val="left" w:pos="1134"/>
+          <w:tab w:val="right" w:pos="4253"/>
+          <w:tab w:val="left" w:pos="5529"/>
+          <w:tab w:val="right" w:pos="8789"/>
+        </w:tabs>
+        <w:spacing w:before="60"/>
+        <w:rPr>
+          <w:rFonts w:ascii="Arial" w:hAnsi="Arial"/>
+          <w:sz w:val="22"/>
+          <w:szCs w:val="22"/>
+          <w:lang w:val="es-MX"/>
+        </w:rPr>
+      </w:pPr>
+      <w:r>
+        <w:rPr>
+          <w:rFonts w:ascii="Arial" w:hAnsi="Arial"/>
+          <w:sz w:val="22"/>
+          <w:szCs w:val="22"/>
+          <w:lang w:val="es-MX"/>
+        </w:rPr>
+        <w:t>3. Arreglos y matrices con Numpy (25%)</w:t>
+      </w:r>
+    </w:p>
+    <w:p>
+      <w:pPr>
+        <w:tabs>
+          <w:tab w:val="left" w:pos="1134"/>
+          <w:tab w:val="right" w:pos="4253"/>
+          <w:tab w:val="left" w:pos="5529"/>
+          <w:tab w:val="right" w:pos="8789"/>
+        </w:tabs>
+        <w:spacing w:before="60"/>
+        <w:rPr>
+          <w:rFonts w:ascii="Arial" w:hAnsi="Arial"/>
+          <w:sz w:val="22"/>
+          <w:szCs w:val="22"/>
+          <w:lang w:val="es-MX"/>
+        </w:rPr>
+      </w:pPr>
+    </w:p>
+    <w:p>
+      <w:pPr>
+        <w:tabs>
+          <w:tab w:val="left" w:pos="1134"/>
+          <w:tab w:val="right" w:pos="4253"/>
+          <w:tab w:val="left" w:pos="5529"/>
+          <w:tab w:val="right" w:pos="8789"/>
+        </w:tabs>
+        <w:spacing w:before="60" w:after="120"/>
+        <w:rPr>
+          <w:rFonts w:ascii="Arial" w:hAnsi="Arial"/>
+          <w:b/>
+          <w:bCs/>
+          <w:sz w:val="22"/>
+          <w:szCs w:val="22"/>
+          <w:lang w:val="es-MX"/>
+        </w:rPr>
+      </w:pPr>
+      <w:r>
+        <w:rPr>
+          <w:rFonts w:ascii="Arial" w:hAnsi="Arial"/>
+          <w:b/>
+          <w:bCs/>
+          <w:sz w:val="22"/>
+          <w:szCs w:val="22"/>
+          <w:lang w:val="es-MX"/>
+        </w:rPr>
+        <w:t>ActividadesM1 (7%)</w:t>
+      </w:r>
+    </w:p>
+    <w:p>
+      <w:pPr>
+        <w:numPr>
+          <w:ilvl w:val="0"/>
+          <w:numId w:val="47"/>
+        </w:numPr>
+        <w:tabs>
+          <w:tab w:val="left" w:pos="1134"/>
+          <w:tab w:val="right" w:pos="4253"/>
+          <w:tab w:val="left" w:pos="5529"/>
+          <w:tab w:val="right" w:pos="8789"/>
+        </w:tabs>
+        <w:spacing w:before="60"/>
+        <w:rPr>
+          <w:rFonts w:ascii="Arial" w:hAnsi="Arial"/>
+          <w:sz w:val="22"/>
+          <w:szCs w:val="22"/>
+          <w:lang w:val="es-MX"/>
+        </w:rPr>
+      </w:pPr>
+      <w:r>
+        <w:rPr>
+          <w:rFonts w:ascii="Arial" w:hAnsi="Arial"/>
+          <w:sz w:val="22"/>
+          <w:szCs w:val="22"/>
+          <w:lang w:val="es-MX"/>
+        </w:rPr>
+        <w:t>Tareas (Actividades y exámenes rápidos) (50%)</w:t>
+      </w:r>
+    </w:p>
+    <w:p>
+      <w:pPr>
+        <w:numPr>
+          <w:ilvl w:val="0"/>
+          <w:numId w:val="47"/>
+        </w:numPr>
+        <w:tabs>
+          <w:tab w:val="left" w:pos="1134"/>
+          <w:tab w:val="right" w:pos="4253"/>
+          <w:tab w:val="left" w:pos="5529"/>
+          <w:tab w:val="right" w:pos="8789"/>
+        </w:tabs>
+        <w:spacing w:before="60"/>
+        <w:rPr>
+          <w:rFonts w:ascii="Arial" w:hAnsi="Arial"/>
+          <w:sz w:val="22"/>
+          <w:szCs w:val="22"/>
+          <w:lang w:val="es-MX"/>
+        </w:rPr>
+      </w:pPr>
+      <w:r>
+        <w:rPr>
+          <w:rFonts w:ascii="Arial" w:hAnsi="Arial"/>
+          <w:sz w:val="22"/>
+          <w:szCs w:val="22"/>
+          <w:lang w:val="es-MX"/>
+        </w:rPr>
+        <w:t>Actividades de aprendizaje (25%)</w:t>
+      </w:r>
+    </w:p>
+    <w:p>
+      <w:pPr>
+        <w:numPr>
+          <w:ilvl w:val="0"/>
+          <w:numId w:val="47"/>
+        </w:numPr>
+        <w:tabs>
+          <w:tab w:val="left" w:pos="1134"/>
+          <w:tab w:val="right" w:pos="4253"/>
+          <w:tab w:val="left" w:pos="5529"/>
+          <w:tab w:val="right" w:pos="8789"/>
+        </w:tabs>
+        <w:spacing w:before="60"/>
+        <w:rPr>
+          <w:rFonts w:ascii="Arial" w:hAnsi="Arial"/>
+          <w:sz w:val="22"/>
+          <w:szCs w:val="22"/>
+          <w:lang w:val="es-MX"/>
+        </w:rPr>
+      </w:pPr>
+      <w:r>
+        <w:rPr>
+          <w:rFonts w:ascii="Arial" w:hAnsi="Arial"/>
+          <w:sz w:val="22"/>
+          <w:szCs w:val="22"/>
+          <w:lang w:val="es-MX"/>
+        </w:rPr>
+        <w:t>Laboratorios (Laboratorios y actividades integradoras) (25%)</w:t>
+      </w:r>
+    </w:p>
+    <w:p>
+      <w:pPr>
+        <w:tabs>
+          <w:tab w:val="left" w:pos="1134"/>
+          <w:tab w:val="right" w:pos="4253"/>
+          <w:tab w:val="left" w:pos="5529"/>
+          <w:tab w:val="right" w:pos="8789"/>
+        </w:tabs>
+        <w:spacing w:before="60"/>
+        <w:rPr>
+          <w:rFonts w:ascii="Arial" w:hAnsi="Arial"/>
+          <w:sz w:val="22"/>
+          <w:szCs w:val="22"/>
+          <w:lang w:val="es-MX"/>
+        </w:rPr>
+      </w:pPr>
+    </w:p>
+    <w:p>
+      <w:pPr>
+        <w:tabs>
+          <w:tab w:val="left" w:pos="1134"/>
+          <w:tab w:val="right" w:pos="4253"/>
+          <w:tab w:val="left" w:pos="5529"/>
+          <w:tab w:val="right" w:pos="8789"/>
+        </w:tabs>
+        <w:spacing w:before="60" w:after="120"/>
+        <w:rPr>
+          <w:rFonts w:ascii="Arial" w:hAnsi="Arial"/>
+          <w:sz w:val="22"/>
+          <w:szCs w:val="22"/>
+          <w:lang w:val="es-MX"/>
+        </w:rPr>
+      </w:pPr>
+      <w:r>
+        <w:rPr>
+          <w:rFonts w:ascii="Arial" w:hAnsi="Arial"/>
+          <w:sz w:val="22"/>
+          <w:szCs w:val="22"/>
+          <w:lang w:val="es-MX"/>
+        </w:rPr>
+        <w:t xml:space="preserve">La </w:t>
+      </w:r>
+      <w:r>
+        <w:rPr>
+          <w:rFonts w:ascii="Arial" w:hAnsi="Arial"/>
+          <w:b/>
+          <w:bCs/>
+          <w:sz w:val="22"/>
+          <w:szCs w:val="22"/>
+          <w:lang w:val="es-MX"/>
+        </w:rPr>
+        <w:t>Evidencia 2. Evaluación integradora (6%)</w:t>
+      </w:r>
+      <w:r>
+        <w:rPr>
+          <w:rFonts w:ascii="Arial" w:hAnsi="Arial"/>
+          <w:sz w:val="22"/>
+          <w:szCs w:val="22"/>
+          <w:lang w:val="es-MX"/>
+        </w:rPr>
+        <w:t xml:space="preserve"> está conformada por las siguientes evaluaciones:</w:t>
+      </w:r>
+    </w:p>
+    <w:p>
+      <w:pPr>
+        <w:numPr>
+          <w:ilvl w:val="0"/>
+          <w:numId w:val="48"/>
+        </w:numPr>
+        <w:tabs>
+          <w:tab w:val="num" w:pos="720"/>
+          <w:tab w:val="left" w:pos="1134"/>
+          <w:tab w:val="right" w:pos="4253"/>
+          <w:tab w:val="left" w:pos="5529"/>
+          <w:tab w:val="right" w:pos="8789"/>
+        </w:tabs>
+        <w:spacing w:before="60"/>
+        <w:rPr>
+          <w:rFonts w:ascii="Arial" w:hAnsi="Arial"/>
+          <w:sz w:val="22"/>
+          <w:szCs w:val="22"/>
+          <w:lang w:val="es-MX"/>
+        </w:rPr>
+      </w:pPr>
+      <w:r>
+        <w:rPr>
+          <w:rFonts w:ascii="Arial" w:hAnsi="Arial"/>
+          <w:b/>
+          <w:bCs/>
+          <w:sz w:val="22"/>
+          <w:szCs w:val="22"/>
+          <w:lang w:val="es-MX"/>
+        </w:rPr>
+        <w:t>Módulo 1 (3%):</w:t>
+      </w:r>
+      <w:r>
+        <w:rPr>
+          <w:rFonts w:ascii="Arial" w:hAnsi="Arial"/>
+          <w:sz w:val="22"/>
+          <w:szCs w:val="22"/>
+          <w:lang w:val="es-MX"/>
+        </w:rPr>
+        <w:t xml:space="preserve"> Python para Ciencia de Datos (</w:t>
+      </w:r>
+      <w:r>
+        <w:rPr>
+          <w:rFonts w:ascii="Arial" w:hAnsi="Arial"/>
+          <w:b/>
+          <w:bCs/>
+          <w:sz w:val="22"/>
+          <w:szCs w:val="22"/>
+          <w:lang w:val="es-MX"/>
+        </w:rPr>
+        <w:t>Examen UF1</w:t>
+      </w:r>
+      <w:r>
+        <w:rPr>
+          <w:rFonts w:ascii="Arial" w:hAnsi="Arial"/>
+          <w:sz w:val="22"/>
+          <w:szCs w:val="22"/>
+          <w:lang w:val="es-MX"/>
+        </w:rPr>
+        <w:t>).</w:t>
+      </w:r>
+    </w:p>
+    <w:p>
+      <w:pPr>
+        <w:numPr>
+          <w:ilvl w:val="0"/>
+          <w:numId w:val="48"/>
+        </w:numPr>
+        <w:tabs>
+          <w:tab w:val="num" w:pos="720"/>
+          <w:tab w:val="left" w:pos="1134"/>
+          <w:tab w:val="right" w:pos="4253"/>
+          <w:tab w:val="left" w:pos="5529"/>
+          <w:tab w:val="right" w:pos="8789"/>
+        </w:tabs>
+        <w:spacing w:before="60"/>
+        <w:rPr>
+          <w:rFonts w:ascii="Arial" w:hAnsi="Arial"/>
+          <w:sz w:val="22"/>
+          <w:szCs w:val="22"/>
+          <w:lang w:val="es-MX"/>
+        </w:rPr>
+      </w:pPr>
+      <w:r>
+        <w:rPr>
+          <w:rFonts w:ascii="Arial" w:hAnsi="Arial"/>
+          <w:b/>
+          <w:bCs/>
+          <w:sz w:val="22"/>
+          <w:szCs w:val="22"/>
+          <w:lang w:val="es-MX"/>
+        </w:rPr>
+        <w:t>Módulo 2 (3%):</w:t>
+      </w:r>
+      <w:r>
+        <w:rPr>
+          <w:rFonts w:ascii="Arial" w:hAnsi="Arial"/>
+          <w:sz w:val="22"/>
+          <w:szCs w:val="22"/>
+          <w:lang w:val="es-MX"/>
+        </w:rPr>
+        <w:t xml:space="preserve"> Ingeniería de Datos (</w:t>
+      </w:r>
+      <w:r>
+        <w:rPr>
+          <w:rFonts w:ascii="Arial" w:hAnsi="Arial"/>
+          <w:b/>
+          <w:bCs/>
+          <w:sz w:val="22"/>
+          <w:szCs w:val="22"/>
+          <w:lang w:val="es-MX"/>
+        </w:rPr>
+        <w:t>Examen UF2)</w:t>
+      </w:r>
+    </w:p>
+    <w:p>
+      <w:pPr>
+        <w:tabs>
+          <w:tab w:val="left" w:pos="1134"/>
+          <w:tab w:val="right" w:pos="4253"/>
+          <w:tab w:val="left" w:pos="5529"/>
+          <w:tab w:val="right" w:pos="8789"/>
+        </w:tabs>
+        <w:spacing w:before="60"/>
+        <w:rPr>
+          <w:rFonts w:ascii="Arial" w:hAnsi="Arial"/>
+          <w:sz w:val="22"/>
+          <w:lang w:val="es-MX"/>
+        </w:rPr>
+      </w:pPr>
+    </w:p>
+    <w:p>
+      <w:pPr>
+        <w:pStyle w:val="Textoindependiente"/>
+        <w:spacing w:before="240" w:after="120" w:line="240" w:lineRule="auto"/>
+        <w:rPr>
+          <w:b/>
+          <w:sz w:val="22"/>
           <w14:shadow w14:blurRad="50800" w14:dist="38100" w14:dir="2700000" w14:sx="100000" w14:sy="100000" w14:kx="0" w14:ky="0" w14:algn="tl">
             <w14:srgbClr w14:val="000000">
               <w14:alpha w14:val="60000"/>
             </w14:srgbClr>
           </w14:shadow>
         </w:rPr>
-        <w:t xml:space="preserve">EVALUACIÓN DEL </w:t>
-      </w:r>
-      <w:r>
-        <w:rPr>
-          <w:rFonts w:ascii="Arial" w:hAnsi="Arial"/>
+      </w:pPr>
+      <w:r>
+        <w:rPr>
           <w:b/>
           <w:sz w:val="22"/>
-          <w:highlight w:val="yellow"/>
           <w14:shadow w14:blurRad="50800" w14:dist="38100" w14:dir="2700000" w14:sx="100000" w14:sy="100000" w14:kx="0" w14:ky="0" w14:algn="tl">
             <w14:srgbClr w14:val="000000">
               <w14:alpha w14:val="60000"/>
             </w14:srgbClr>
           </w14:shadow>
         </w:rPr>
-        <w:t>MÓDULO 1</w:t>
-      </w:r>
-    </w:p>
-    <w:p>
-      <w:pPr>
-        <w:tabs>
-          <w:tab w:val="left" w:pos="1134"/>
-          <w:tab w:val="left" w:pos="3402"/>
-          <w:tab w:val="left" w:pos="5529"/>
-          <w:tab w:val="right" w:pos="8789"/>
-        </w:tabs>
-        <w:spacing w:before="60"/>
-        <w:rPr>
-          <w:rFonts w:ascii="Arial" w:hAnsi="Arial"/>
-          <w:sz w:val="22"/>
-          <w:highlight w:val="yellow"/>
-        </w:rPr>
-      </w:pPr>
-      <w:r>
-        <w:rPr>
-          <w:rFonts w:ascii="Arial" w:hAnsi="Arial"/>
-          <w:sz w:val="22"/>
-          <w:highlight w:val="yellow"/>
-        </w:rPr>
-        <w:t>2</w:t>
-      </w:r>
-      <w:r>
-        <w:rPr>
-          <w:rFonts w:ascii="Arial" w:hAnsi="Arial"/>
-          <w:sz w:val="22"/>
-          <w:highlight w:val="yellow"/>
-        </w:rPr>
-        <w:t>4</w:t>
-      </w:r>
-      <w:r>
-        <w:rPr>
-          <w:rFonts w:ascii="Arial" w:hAnsi="Arial"/>
-          <w:sz w:val="22"/>
-          <w:highlight w:val="yellow"/>
-        </w:rPr>
-        <w:t xml:space="preserve"> </w:t>
-      </w:r>
-      <w:r>
-        <w:rPr>
-          <w:rFonts w:ascii="Arial" w:hAnsi="Arial"/>
-          <w:sz w:val="22"/>
-          <w:highlight w:val="yellow"/>
-        </w:rPr>
-        <w:t xml:space="preserve">%   </w:t>
-      </w:r>
-      <w:r>
-        <w:rPr>
-          <w:rFonts w:ascii="Arial" w:hAnsi="Arial"/>
-          <w:sz w:val="22"/>
-          <w:highlight w:val="yellow"/>
-        </w:rPr>
-        <w:t xml:space="preserve">  </w:t>
-      </w:r>
-      <w:r>
-        <w:rPr>
-          <w:rFonts w:ascii="Arial" w:hAnsi="Arial"/>
-          <w:sz w:val="22"/>
-          <w:highlight w:val="yellow"/>
-        </w:rPr>
-        <w:t xml:space="preserve">Actividades de aprendizaje (1, 2 y 3), </w:t>
-      </w:r>
-      <w:r>
-        <w:rPr>
-          <w:rFonts w:ascii="Arial" w:hAnsi="Arial"/>
-          <w:sz w:val="22"/>
-          <w:highlight w:val="yellow"/>
-        </w:rPr>
-        <w:t>laboratorios, actividad</w:t>
-      </w:r>
-      <w:r>
-        <w:rPr>
-          <w:rFonts w:ascii="Arial" w:hAnsi="Arial"/>
-          <w:sz w:val="22"/>
-          <w:highlight w:val="yellow"/>
-        </w:rPr>
-        <w:t>es de clase y exámenes rápidos</w:t>
-      </w:r>
-      <w:r>
-        <w:rPr>
-          <w:rFonts w:ascii="Arial" w:hAnsi="Arial"/>
-          <w:sz w:val="22"/>
-          <w:highlight w:val="yellow"/>
-        </w:rPr>
-        <w:t>.</w:t>
-      </w:r>
-      <w:r>
-        <w:rPr>
-          <w:rFonts w:ascii="Arial" w:hAnsi="Arial"/>
-          <w:sz w:val="22"/>
-          <w:highlight w:val="yellow"/>
-        </w:rPr>
-        <w:t xml:space="preserve">                      </w:t>
-      </w:r>
-    </w:p>
-    <w:p>
-      <w:pPr>
-        <w:tabs>
-          <w:tab w:val="left" w:pos="1134"/>
-          <w:tab w:val="right" w:pos="4253"/>
-          <w:tab w:val="left" w:pos="5529"/>
-          <w:tab w:val="right" w:pos="8789"/>
-        </w:tabs>
-        <w:spacing w:before="60"/>
-        <w:rPr>
-          <w:rFonts w:ascii="Arial" w:hAnsi="Arial"/>
-          <w:sz w:val="22"/>
-        </w:rPr>
-      </w:pPr>
-      <w:r>
-        <w:rPr>
-          <w:rFonts w:ascii="Arial" w:hAnsi="Arial"/>
-          <w:sz w:val="22"/>
-          <w:highlight w:val="yellow"/>
-        </w:rPr>
-        <w:t>1</w:t>
-      </w:r>
-      <w:r>
-        <w:rPr>
-          <w:rFonts w:ascii="Arial" w:hAnsi="Arial"/>
-          <w:sz w:val="22"/>
-          <w:highlight w:val="yellow"/>
-        </w:rPr>
-        <w:t>0</w:t>
-      </w:r>
-      <w:r>
-        <w:rPr>
-          <w:rFonts w:ascii="Arial" w:hAnsi="Arial"/>
-          <w:sz w:val="22"/>
-          <w:highlight w:val="yellow"/>
-        </w:rPr>
-        <w:t xml:space="preserve"> </w:t>
-      </w:r>
-      <w:r>
-        <w:rPr>
-          <w:rFonts w:ascii="Arial" w:hAnsi="Arial"/>
-          <w:sz w:val="22"/>
-          <w:highlight w:val="yellow"/>
-        </w:rPr>
-        <w:t>%</w:t>
-      </w:r>
-      <w:r>
-        <w:rPr>
-          <w:rFonts w:ascii="Arial" w:hAnsi="Arial"/>
-          <w:sz w:val="22"/>
-          <w:highlight w:val="yellow"/>
-        </w:rPr>
-        <w:t xml:space="preserve">  </w:t>
-      </w:r>
-      <w:r>
-        <w:rPr>
-          <w:rFonts w:ascii="Arial" w:hAnsi="Arial"/>
-          <w:sz w:val="22"/>
-          <w:highlight w:val="yellow"/>
-        </w:rPr>
-        <w:t xml:space="preserve">  </w:t>
-      </w:r>
-      <w:r>
-        <w:rPr>
-          <w:rFonts w:ascii="Arial" w:hAnsi="Arial"/>
-          <w:sz w:val="22"/>
-          <w:highlight w:val="yellow"/>
-        </w:rPr>
-        <w:t xml:space="preserve"> </w:t>
-      </w:r>
-      <w:r>
-        <w:rPr>
-          <w:rFonts w:ascii="Arial" w:hAnsi="Arial"/>
-          <w:sz w:val="22"/>
-          <w:highlight w:val="yellow"/>
-        </w:rPr>
-        <w:t>E</w:t>
-      </w:r>
-      <w:r>
-        <w:rPr>
-          <w:rFonts w:ascii="Arial" w:hAnsi="Arial"/>
-          <w:sz w:val="22"/>
-          <w:highlight w:val="yellow"/>
-        </w:rPr>
-        <w:t>valuación integradora</w:t>
-      </w:r>
-      <w:r>
-        <w:rPr>
-          <w:rFonts w:ascii="Arial" w:hAnsi="Arial"/>
-          <w:sz w:val="22"/>
-          <w:highlight w:val="yellow"/>
-        </w:rPr>
-        <w:t xml:space="preserve"> del </w:t>
-      </w:r>
-      <w:r>
-        <w:rPr>
-          <w:rFonts w:ascii="Arial" w:hAnsi="Arial"/>
-          <w:sz w:val="22"/>
-          <w:highlight w:val="yellow"/>
-        </w:rPr>
-        <w:t>Módulo 1.</w:t>
-      </w:r>
-    </w:p>
-    <w:p>
-      <w:pPr>
-        <w:pStyle w:val="Textoindependiente"/>
-        <w:spacing w:before="360" w:after="120" w:line="240" w:lineRule="auto"/>
+        <w:t xml:space="preserve">REQUISITOS PARA LA PRESENTACIÓN DE </w:t>
+      </w:r>
+      <w:r>
         <w:rPr>
           <w:b/>
           <w:sz w:val="22"/>
@@ -2311,29 +2500,6 @@
             </w14:srgbClr>
           </w14:shadow>
         </w:rPr>
-      </w:pPr>
-      <w:r>
-        <w:rPr>
-          <w:b/>
-          <w:sz w:val="22"/>
-          <w14:shadow w14:blurRad="50800" w14:dist="38100" w14:dir="2700000" w14:sx="100000" w14:sy="100000" w14:kx="0" w14:ky="0" w14:algn="tl">
-            <w14:srgbClr w14:val="000000">
-              <w14:alpha w14:val="60000"/>
-            </w14:srgbClr>
-          </w14:shadow>
-        </w:rPr>
-        <w:t xml:space="preserve">REQUISITOS PARA LA PRESENTACIÓN DE </w:t>
-      </w:r>
-      <w:r>
-        <w:rPr>
-          <w:b/>
-          <w:sz w:val="22"/>
-          <w14:shadow w14:blurRad="50800" w14:dist="38100" w14:dir="2700000" w14:sx="100000" w14:sy="100000" w14:kx="0" w14:ky="0" w14:algn="tl">
-            <w14:srgbClr w14:val="000000">
-              <w14:alpha w14:val="60000"/>
-            </w14:srgbClr>
-          </w14:shadow>
-        </w:rPr>
         <w:t>EXAMENES</w:t>
       </w:r>
     </w:p>
@@ -2387,7 +2553,6 @@
         </w:rPr>
         <w:t xml:space="preserve">Instalar </w:t>
       </w:r>
-      <w:proofErr w:type="spellStart"/>
       <w:r>
         <w:rPr>
           <w:b/>
@@ -2398,7 +2563,6 @@
         </w:rPr>
         <w:t>Respondus</w:t>
       </w:r>
-      <w:proofErr w:type="spellEnd"/>
       <w:r>
         <w:rPr>
           <w:color w:val="3B3838"/>
@@ -2407,7 +2571,6 @@
         </w:rPr>
         <w:t xml:space="preserve"> </w:t>
       </w:r>
-      <w:proofErr w:type="spellStart"/>
       <w:r>
         <w:rPr>
           <w:b/>
@@ -2416,18 +2579,7 @@
           <w:sz w:val="22"/>
           <w:szCs w:val="22"/>
         </w:rPr>
-        <w:t>LockDown</w:t>
-      </w:r>
-      <w:proofErr w:type="spellEnd"/>
-      <w:r>
-        <w:rPr>
-          <w:b/>
-          <w:bCs/>
-          <w:color w:val="3B3838"/>
-          <w:sz w:val="22"/>
-          <w:szCs w:val="22"/>
-        </w:rPr>
-        <w:t xml:space="preserve"> Browser</w:t>
+        <w:t>LockDown Browser</w:t>
       </w:r>
       <w:r>
         <w:rPr>
@@ -5358,6 +5510,119 @@
     </w:lvl>
   </w:abstractNum>
   <w:abstractNum w:abstractNumId="21" w15:restartNumberingAfterBreak="0">
+    <w:nsid w:val="40315947"/>
+    <w:multiLevelType w:val="hybridMultilevel"/>
+    <w:tmpl w:val="6EA0582C"/>
+    <w:lvl w:ilvl="0" w:tplc="080A0001">
+      <w:start w:val="1"/>
+      <w:numFmt w:val="bullet"/>
+      <w:lvlText w:val=""/>
+      <w:lvlJc w:val="left"/>
+      <w:pPr>
+        <w:ind w:left="360" w:hanging="360"/>
+      </w:pPr>
+      <w:rPr>
+        <w:rFonts w:ascii="Symbol" w:hAnsi="Symbol" w:hint="default"/>
+      </w:rPr>
+    </w:lvl>
+    <w:lvl w:ilvl="1" w:tplc="080A0003">
+      <w:start w:val="1"/>
+      <w:numFmt w:val="bullet"/>
+      <w:lvlText w:val="o"/>
+      <w:lvlJc w:val="left"/>
+      <w:pPr>
+        <w:ind w:left="1080" w:hanging="360"/>
+      </w:pPr>
+      <w:rPr>
+        <w:rFonts w:ascii="Courier New" w:hAnsi="Courier New" w:cs="Courier New" w:hint="default"/>
+      </w:rPr>
+    </w:lvl>
+    <w:lvl w:ilvl="2" w:tplc="080A0005">
+      <w:start w:val="1"/>
+      <w:numFmt w:val="bullet"/>
+      <w:lvlText w:val=""/>
+      <w:lvlJc w:val="left"/>
+      <w:pPr>
+        <w:ind w:left="1800" w:hanging="360"/>
+      </w:pPr>
+      <w:rPr>
+        <w:rFonts w:ascii="Wingdings" w:hAnsi="Wingdings" w:hint="default"/>
+      </w:rPr>
+    </w:lvl>
+    <w:lvl w:ilvl="3" w:tplc="080A0001">
+      <w:start w:val="1"/>
+      <w:numFmt w:val="bullet"/>
+      <w:lvlText w:val=""/>
+      <w:lvlJc w:val="left"/>
+      <w:pPr>
+        <w:ind w:left="2520" w:hanging="360"/>
+      </w:pPr>
+      <w:rPr>
+        <w:rFonts w:ascii="Symbol" w:hAnsi="Symbol" w:hint="default"/>
+      </w:rPr>
+    </w:lvl>
+    <w:lvl w:ilvl="4" w:tplc="080A0003">
+      <w:start w:val="1"/>
+      <w:numFmt w:val="bullet"/>
+      <w:lvlText w:val="o"/>
+      <w:lvlJc w:val="left"/>
+      <w:pPr>
+        <w:ind w:left="3240" w:hanging="360"/>
+      </w:pPr>
+      <w:rPr>
+        <w:rFonts w:ascii="Courier New" w:hAnsi="Courier New" w:cs="Courier New" w:hint="default"/>
+      </w:rPr>
+    </w:lvl>
+    <w:lvl w:ilvl="5" w:tplc="080A0005">
+      <w:start w:val="1"/>
+      <w:numFmt w:val="bullet"/>
+      <w:lvlText w:val=""/>
+      <w:lvlJc w:val="left"/>
+      <w:pPr>
+        <w:ind w:left="3960" w:hanging="360"/>
+      </w:pPr>
+      <w:rPr>
+        <w:rFonts w:ascii="Wingdings" w:hAnsi="Wingdings" w:hint="default"/>
+      </w:rPr>
+    </w:lvl>
+    <w:lvl w:ilvl="6" w:tplc="080A0001">
+      <w:start w:val="1"/>
+      <w:numFmt w:val="bullet"/>
+      <w:lvlText w:val=""/>
+      <w:lvlJc w:val="left"/>
+      <w:pPr>
+        <w:ind w:left="4680" w:hanging="360"/>
+      </w:pPr>
+      <w:rPr>
+        <w:rFonts w:ascii="Symbol" w:hAnsi="Symbol" w:hint="default"/>
+      </w:rPr>
+    </w:lvl>
+    <w:lvl w:ilvl="7" w:tplc="080A0003">
+      <w:start w:val="1"/>
+      <w:numFmt w:val="bullet"/>
+      <w:lvlText w:val="o"/>
+      <w:lvlJc w:val="left"/>
+      <w:pPr>
+        <w:ind w:left="5400" w:hanging="360"/>
+      </w:pPr>
+      <w:rPr>
+        <w:rFonts w:ascii="Courier New" w:hAnsi="Courier New" w:cs="Courier New" w:hint="default"/>
+      </w:rPr>
+    </w:lvl>
+    <w:lvl w:ilvl="8" w:tplc="080A0005">
+      <w:start w:val="1"/>
+      <w:numFmt w:val="bullet"/>
+      <w:lvlText w:val=""/>
+      <w:lvlJc w:val="left"/>
+      <w:pPr>
+        <w:ind w:left="6120" w:hanging="360"/>
+      </w:pPr>
+      <w:rPr>
+        <w:rFonts w:ascii="Wingdings" w:hAnsi="Wingdings" w:hint="default"/>
+      </w:rPr>
+    </w:lvl>
+  </w:abstractNum>
+  <w:abstractNum w:abstractNumId="22" w15:restartNumberingAfterBreak="0">
     <w:nsid w:val="45604632"/>
     <w:multiLevelType w:val="hybridMultilevel"/>
     <w:tmpl w:val="4D28519C"/>
@@ -5470,7 +5735,7 @@
       </w:rPr>
     </w:lvl>
   </w:abstractNum>
-  <w:abstractNum w:abstractNumId="22" w15:restartNumberingAfterBreak="0">
+  <w:abstractNum w:abstractNumId="23" w15:restartNumberingAfterBreak="0">
     <w:nsid w:val="49C25B2A"/>
     <w:multiLevelType w:val="hybridMultilevel"/>
     <w:tmpl w:val="301AA9E2"/>
@@ -5610,7 +5875,7 @@
       </w:rPr>
     </w:lvl>
   </w:abstractNum>
-  <w:abstractNum w:abstractNumId="23" w15:restartNumberingAfterBreak="0">
+  <w:abstractNum w:abstractNumId="24" w15:restartNumberingAfterBreak="0">
     <w:nsid w:val="4A251FDC"/>
     <w:multiLevelType w:val="hybridMultilevel"/>
     <w:tmpl w:val="D67AA610"/>
@@ -5750,7 +6015,7 @@
       </w:rPr>
     </w:lvl>
   </w:abstractNum>
-  <w:abstractNum w:abstractNumId="24" w15:restartNumberingAfterBreak="0">
+  <w:abstractNum w:abstractNumId="25" w15:restartNumberingAfterBreak="0">
     <w:nsid w:val="4B134E67"/>
     <w:multiLevelType w:val="hybridMultilevel"/>
     <w:tmpl w:val="01628372"/>
@@ -5890,7 +6155,7 @@
       </w:rPr>
     </w:lvl>
   </w:abstractNum>
-  <w:abstractNum w:abstractNumId="25" w15:restartNumberingAfterBreak="0">
+  <w:abstractNum w:abstractNumId="26" w15:restartNumberingAfterBreak="0">
     <w:nsid w:val="51532D0D"/>
     <w:multiLevelType w:val="hybridMultilevel"/>
     <w:tmpl w:val="1FBCE078"/>
@@ -6003,7 +6268,7 @@
       </w:rPr>
     </w:lvl>
   </w:abstractNum>
-  <w:abstractNum w:abstractNumId="26" w15:restartNumberingAfterBreak="0">
+  <w:abstractNum w:abstractNumId="27" w15:restartNumberingAfterBreak="0">
     <w:nsid w:val="53BC1E8C"/>
     <w:multiLevelType w:val="hybridMultilevel"/>
     <w:tmpl w:val="22E8A7CC"/>
@@ -6116,7 +6381,7 @@
       </w:rPr>
     </w:lvl>
   </w:abstractNum>
-  <w:abstractNum w:abstractNumId="27" w15:restartNumberingAfterBreak="0">
+  <w:abstractNum w:abstractNumId="28" w15:restartNumberingAfterBreak="0">
     <w:nsid w:val="544A6349"/>
     <w:multiLevelType w:val="hybridMultilevel"/>
     <w:tmpl w:val="44D0625E"/>
@@ -6229,7 +6494,120 @@
       </w:rPr>
     </w:lvl>
   </w:abstractNum>
-  <w:abstractNum w:abstractNumId="28" w15:restartNumberingAfterBreak="0">
+  <w:abstractNum w:abstractNumId="29" w15:restartNumberingAfterBreak="0">
+    <w:nsid w:val="59F024A2"/>
+    <w:multiLevelType w:val="hybridMultilevel"/>
+    <w:tmpl w:val="15CC8220"/>
+    <w:lvl w:ilvl="0" w:tplc="080A0001">
+      <w:start w:val="1"/>
+      <w:numFmt w:val="bullet"/>
+      <w:lvlText w:val=""/>
+      <w:lvlJc w:val="left"/>
+      <w:pPr>
+        <w:ind w:left="360" w:hanging="360"/>
+      </w:pPr>
+      <w:rPr>
+        <w:rFonts w:ascii="Symbol" w:hAnsi="Symbol" w:hint="default"/>
+      </w:rPr>
+    </w:lvl>
+    <w:lvl w:ilvl="1" w:tplc="080A0003">
+      <w:start w:val="1"/>
+      <w:numFmt w:val="bullet"/>
+      <w:lvlText w:val="o"/>
+      <w:lvlJc w:val="left"/>
+      <w:pPr>
+        <w:ind w:left="1080" w:hanging="360"/>
+      </w:pPr>
+      <w:rPr>
+        <w:rFonts w:ascii="Courier New" w:hAnsi="Courier New" w:cs="Courier New" w:hint="default"/>
+      </w:rPr>
+    </w:lvl>
+    <w:lvl w:ilvl="2" w:tplc="080A0005">
+      <w:start w:val="1"/>
+      <w:numFmt w:val="bullet"/>
+      <w:lvlText w:val=""/>
+      <w:lvlJc w:val="left"/>
+      <w:pPr>
+        <w:ind w:left="1800" w:hanging="360"/>
+      </w:pPr>
+      <w:rPr>
+        <w:rFonts w:ascii="Wingdings" w:hAnsi="Wingdings" w:hint="default"/>
+      </w:rPr>
+    </w:lvl>
+    <w:lvl w:ilvl="3" w:tplc="080A0001">
+      <w:start w:val="1"/>
+      <w:numFmt w:val="bullet"/>
+      <w:lvlText w:val=""/>
+      <w:lvlJc w:val="left"/>
+      <w:pPr>
+        <w:ind w:left="2520" w:hanging="360"/>
+      </w:pPr>
+      <w:rPr>
+        <w:rFonts w:ascii="Symbol" w:hAnsi="Symbol" w:hint="default"/>
+      </w:rPr>
+    </w:lvl>
+    <w:lvl w:ilvl="4" w:tplc="080A0003">
+      <w:start w:val="1"/>
+      <w:numFmt w:val="bullet"/>
+      <w:lvlText w:val="o"/>
+      <w:lvlJc w:val="left"/>
+      <w:pPr>
+        <w:ind w:left="3240" w:hanging="360"/>
+      </w:pPr>
+      <w:rPr>
+        <w:rFonts w:ascii="Courier New" w:hAnsi="Courier New" w:cs="Courier New" w:hint="default"/>
+      </w:rPr>
+    </w:lvl>
+    <w:lvl w:ilvl="5" w:tplc="080A0005">
+      <w:start w:val="1"/>
+      <w:numFmt w:val="bullet"/>
+      <w:lvlText w:val=""/>
+      <w:lvlJc w:val="left"/>
+      <w:pPr>
+        <w:ind w:left="3960" w:hanging="360"/>
+      </w:pPr>
+      <w:rPr>
+        <w:rFonts w:ascii="Wingdings" w:hAnsi="Wingdings" w:hint="default"/>
+      </w:rPr>
+    </w:lvl>
+    <w:lvl w:ilvl="6" w:tplc="080A0001">
+      <w:start w:val="1"/>
+      <w:numFmt w:val="bullet"/>
+      <w:lvlText w:val=""/>
+      <w:lvlJc w:val="left"/>
+      <w:pPr>
+        <w:ind w:left="4680" w:hanging="360"/>
+      </w:pPr>
+      <w:rPr>
+        <w:rFonts w:ascii="Symbol" w:hAnsi="Symbol" w:hint="default"/>
+      </w:rPr>
+    </w:lvl>
+    <w:lvl w:ilvl="7" w:tplc="080A0003">
+      <w:start w:val="1"/>
+      <w:numFmt w:val="bullet"/>
+      <w:lvlText w:val="o"/>
+      <w:lvlJc w:val="left"/>
+      <w:pPr>
+        <w:ind w:left="5400" w:hanging="360"/>
+      </w:pPr>
+      <w:rPr>
+        <w:rFonts w:ascii="Courier New" w:hAnsi="Courier New" w:cs="Courier New" w:hint="default"/>
+      </w:rPr>
+    </w:lvl>
+    <w:lvl w:ilvl="8" w:tplc="080A0005">
+      <w:start w:val="1"/>
+      <w:numFmt w:val="bullet"/>
+      <w:lvlText w:val=""/>
+      <w:lvlJc w:val="left"/>
+      <w:pPr>
+        <w:ind w:left="6120" w:hanging="360"/>
+      </w:pPr>
+      <w:rPr>
+        <w:rFonts w:ascii="Wingdings" w:hAnsi="Wingdings" w:hint="default"/>
+      </w:rPr>
+    </w:lvl>
+  </w:abstractNum>
+  <w:abstractNum w:abstractNumId="30" w15:restartNumberingAfterBreak="0">
     <w:nsid w:val="5ABD513D"/>
     <w:multiLevelType w:val="hybridMultilevel"/>
     <w:tmpl w:val="013E1BCA"/>
@@ -6345,7 +6723,7 @@
       </w:pPr>
     </w:lvl>
   </w:abstractNum>
-  <w:abstractNum w:abstractNumId="29" w15:restartNumberingAfterBreak="0">
+  <w:abstractNum w:abstractNumId="31" w15:restartNumberingAfterBreak="0">
     <w:nsid w:val="5CF02A4C"/>
     <w:multiLevelType w:val="singleLevel"/>
     <w:tmpl w:val="4680EB00"/>
@@ -6365,7 +6743,7 @@
       </w:rPr>
     </w:lvl>
   </w:abstractNum>
-  <w:abstractNum w:abstractNumId="30" w15:restartNumberingAfterBreak="0">
+  <w:abstractNum w:abstractNumId="32" w15:restartNumberingAfterBreak="0">
     <w:nsid w:val="63A02CA4"/>
     <w:multiLevelType w:val="hybridMultilevel"/>
     <w:tmpl w:val="7B0C128E"/>
@@ -6505,7 +6883,7 @@
       </w:rPr>
     </w:lvl>
   </w:abstractNum>
-  <w:abstractNum w:abstractNumId="31" w15:restartNumberingAfterBreak="0">
+  <w:abstractNum w:abstractNumId="33" w15:restartNumberingAfterBreak="0">
     <w:nsid w:val="648A5577"/>
     <w:multiLevelType w:val="hybridMultilevel"/>
     <w:tmpl w:val="132833C2"/>
@@ -6645,7 +7023,7 @@
       </w:rPr>
     </w:lvl>
   </w:abstractNum>
-  <w:abstractNum w:abstractNumId="32" w15:restartNumberingAfterBreak="0">
+  <w:abstractNum w:abstractNumId="34" w15:restartNumberingAfterBreak="0">
     <w:nsid w:val="683872D3"/>
     <w:multiLevelType w:val="hybridMultilevel"/>
     <w:tmpl w:val="C590A124"/>
@@ -6758,7 +7136,7 @@
       </w:rPr>
     </w:lvl>
   </w:abstractNum>
-  <w:abstractNum w:abstractNumId="33" w15:restartNumberingAfterBreak="0">
+  <w:abstractNum w:abstractNumId="35" w15:restartNumberingAfterBreak="0">
     <w:nsid w:val="6B415DB0"/>
     <w:multiLevelType w:val="hybridMultilevel"/>
     <w:tmpl w:val="C73A86B2"/>
@@ -6871,7 +7249,7 @@
       </w:rPr>
     </w:lvl>
   </w:abstractNum>
-  <w:abstractNum w:abstractNumId="34" w15:restartNumberingAfterBreak="0">
+  <w:abstractNum w:abstractNumId="36" w15:restartNumberingAfterBreak="0">
     <w:nsid w:val="6BC522C1"/>
     <w:multiLevelType w:val="hybridMultilevel"/>
     <w:tmpl w:val="062889B6"/>
@@ -6984,7 +7362,7 @@
       </w:rPr>
     </w:lvl>
   </w:abstractNum>
-  <w:abstractNum w:abstractNumId="35" w15:restartNumberingAfterBreak="0">
+  <w:abstractNum w:abstractNumId="37" w15:restartNumberingAfterBreak="0">
     <w:nsid w:val="6C403448"/>
     <w:multiLevelType w:val="hybridMultilevel"/>
     <w:tmpl w:val="CA664C60"/>
@@ -7070,7 +7448,7 @@
       </w:pPr>
     </w:lvl>
   </w:abstractNum>
-  <w:abstractNum w:abstractNumId="36" w15:restartNumberingAfterBreak="0">
+  <w:abstractNum w:abstractNumId="38" w15:restartNumberingAfterBreak="0">
     <w:nsid w:val="6CC03D76"/>
     <w:multiLevelType w:val="hybridMultilevel"/>
     <w:tmpl w:val="0E287128"/>
@@ -7159,7 +7537,7 @@
       </w:pPr>
     </w:lvl>
   </w:abstractNum>
-  <w:abstractNum w:abstractNumId="37" w15:restartNumberingAfterBreak="0">
+  <w:abstractNum w:abstractNumId="39" w15:restartNumberingAfterBreak="0">
     <w:nsid w:val="6D535E01"/>
     <w:multiLevelType w:val="hybridMultilevel"/>
     <w:tmpl w:val="1F24E808"/>
@@ -7272,7 +7650,7 @@
       </w:rPr>
     </w:lvl>
   </w:abstractNum>
-  <w:abstractNum w:abstractNumId="38" w15:restartNumberingAfterBreak="0">
+  <w:abstractNum w:abstractNumId="40" w15:restartNumberingAfterBreak="0">
     <w:nsid w:val="701D5044"/>
     <w:multiLevelType w:val="hybridMultilevel"/>
     <w:tmpl w:val="057849A6"/>
@@ -7358,7 +7736,7 @@
       </w:pPr>
     </w:lvl>
   </w:abstractNum>
-  <w:abstractNum w:abstractNumId="39" w15:restartNumberingAfterBreak="0">
+  <w:abstractNum w:abstractNumId="41" w15:restartNumberingAfterBreak="0">
     <w:nsid w:val="70327D6A"/>
     <w:multiLevelType w:val="hybridMultilevel"/>
     <w:tmpl w:val="635AF720"/>
@@ -7498,7 +7876,7 @@
       </w:rPr>
     </w:lvl>
   </w:abstractNum>
-  <w:abstractNum w:abstractNumId="40" w15:restartNumberingAfterBreak="0">
+  <w:abstractNum w:abstractNumId="42" w15:restartNumberingAfterBreak="0">
     <w:nsid w:val="720B5F88"/>
     <w:multiLevelType w:val="hybridMultilevel"/>
     <w:tmpl w:val="7EC48C4C"/>
@@ -7611,7 +7989,7 @@
       </w:rPr>
     </w:lvl>
   </w:abstractNum>
-  <w:abstractNum w:abstractNumId="41" w15:restartNumberingAfterBreak="0">
+  <w:abstractNum w:abstractNumId="43" w15:restartNumberingAfterBreak="0">
     <w:nsid w:val="74856BE5"/>
     <w:multiLevelType w:val="hybridMultilevel"/>
     <w:tmpl w:val="1A64CBD2"/>
@@ -7751,7 +8129,7 @@
       </w:rPr>
     </w:lvl>
   </w:abstractNum>
-  <w:abstractNum w:abstractNumId="42" w15:restartNumberingAfterBreak="0">
+  <w:abstractNum w:abstractNumId="44" w15:restartNumberingAfterBreak="0">
     <w:nsid w:val="7A816C5B"/>
     <w:multiLevelType w:val="hybridMultilevel"/>
     <w:tmpl w:val="416A10B4"/>
@@ -7864,7 +8242,7 @@
       </w:rPr>
     </w:lvl>
   </w:abstractNum>
-  <w:abstractNum w:abstractNumId="43" w15:restartNumberingAfterBreak="0">
+  <w:abstractNum w:abstractNumId="45" w15:restartNumberingAfterBreak="0">
     <w:nsid w:val="7A9E4D92"/>
     <w:multiLevelType w:val="hybridMultilevel"/>
     <w:tmpl w:val="054A299E"/>
@@ -7983,7 +8361,156 @@
       </w:pPr>
     </w:lvl>
   </w:abstractNum>
-  <w:abstractNum w:abstractNumId="44" w15:restartNumberingAfterBreak="0">
+  <w:abstractNum w:abstractNumId="46" w15:restartNumberingAfterBreak="0">
+    <w:nsid w:val="7AA43A84"/>
+    <w:multiLevelType w:val="multilevel"/>
+    <w:tmpl w:val="56569C82"/>
+    <w:lvl w:ilvl="0">
+      <w:start w:val="1"/>
+      <w:numFmt w:val="bullet"/>
+      <w:lvlText w:val=""/>
+      <w:lvlJc w:val="left"/>
+      <w:pPr>
+        <w:tabs>
+          <w:tab w:val="num" w:pos="360"/>
+        </w:tabs>
+        <w:ind w:left="360" w:hanging="360"/>
+      </w:pPr>
+      <w:rPr>
+        <w:rFonts w:ascii="Symbol" w:hAnsi="Symbol" w:hint="default"/>
+        <w:sz w:val="20"/>
+      </w:rPr>
+    </w:lvl>
+    <w:lvl w:ilvl="1">
+      <w:start w:val="1"/>
+      <w:numFmt w:val="bullet"/>
+      <w:lvlText w:val="o"/>
+      <w:lvlJc w:val="left"/>
+      <w:pPr>
+        <w:tabs>
+          <w:tab w:val="num" w:pos="1080"/>
+        </w:tabs>
+        <w:ind w:left="1080" w:hanging="360"/>
+      </w:pPr>
+      <w:rPr>
+        <w:rFonts w:ascii="Courier New" w:hAnsi="Courier New" w:cs="Times New Roman" w:hint="default"/>
+        <w:sz w:val="20"/>
+      </w:rPr>
+    </w:lvl>
+    <w:lvl w:ilvl="2">
+      <w:start w:val="1"/>
+      <w:numFmt w:val="bullet"/>
+      <w:lvlText w:val=""/>
+      <w:lvlJc w:val="left"/>
+      <w:pPr>
+        <w:tabs>
+          <w:tab w:val="num" w:pos="1800"/>
+        </w:tabs>
+        <w:ind w:left="1800" w:hanging="360"/>
+      </w:pPr>
+      <w:rPr>
+        <w:rFonts w:ascii="Wingdings" w:hAnsi="Wingdings" w:hint="default"/>
+        <w:sz w:val="20"/>
+      </w:rPr>
+    </w:lvl>
+    <w:lvl w:ilvl="3">
+      <w:start w:val="1"/>
+      <w:numFmt w:val="bullet"/>
+      <w:lvlText w:val=""/>
+      <w:lvlJc w:val="left"/>
+      <w:pPr>
+        <w:tabs>
+          <w:tab w:val="num" w:pos="2520"/>
+        </w:tabs>
+        <w:ind w:left="2520" w:hanging="360"/>
+      </w:pPr>
+      <w:rPr>
+        <w:rFonts w:ascii="Wingdings" w:hAnsi="Wingdings" w:hint="default"/>
+        <w:sz w:val="20"/>
+      </w:rPr>
+    </w:lvl>
+    <w:lvl w:ilvl="4">
+      <w:start w:val="1"/>
+      <w:numFmt w:val="bullet"/>
+      <w:lvlText w:val=""/>
+      <w:lvlJc w:val="left"/>
+      <w:pPr>
+        <w:tabs>
+          <w:tab w:val="num" w:pos="3240"/>
+        </w:tabs>
+        <w:ind w:left="3240" w:hanging="360"/>
+      </w:pPr>
+      <w:rPr>
+        <w:rFonts w:ascii="Wingdings" w:hAnsi="Wingdings" w:hint="default"/>
+        <w:sz w:val="20"/>
+      </w:rPr>
+    </w:lvl>
+    <w:lvl w:ilvl="5">
+      <w:start w:val="1"/>
+      <w:numFmt w:val="bullet"/>
+      <w:lvlText w:val=""/>
+      <w:lvlJc w:val="left"/>
+      <w:pPr>
+        <w:tabs>
+          <w:tab w:val="num" w:pos="3960"/>
+        </w:tabs>
+        <w:ind w:left="3960" w:hanging="360"/>
+      </w:pPr>
+      <w:rPr>
+        <w:rFonts w:ascii="Wingdings" w:hAnsi="Wingdings" w:hint="default"/>
+        <w:sz w:val="20"/>
+      </w:rPr>
+    </w:lvl>
+    <w:lvl w:ilvl="6">
+      <w:start w:val="1"/>
+      <w:numFmt w:val="bullet"/>
+      <w:lvlText w:val=""/>
+      <w:lvlJc w:val="left"/>
+      <w:pPr>
+        <w:tabs>
+          <w:tab w:val="num" w:pos="4680"/>
+        </w:tabs>
+        <w:ind w:left="4680" w:hanging="360"/>
+      </w:pPr>
+      <w:rPr>
+        <w:rFonts w:ascii="Wingdings" w:hAnsi="Wingdings" w:hint="default"/>
+        <w:sz w:val="20"/>
+      </w:rPr>
+    </w:lvl>
+    <w:lvl w:ilvl="7">
+      <w:start w:val="1"/>
+      <w:numFmt w:val="bullet"/>
+      <w:lvlText w:val=""/>
+      <w:lvlJc w:val="left"/>
+      <w:pPr>
+        <w:tabs>
+          <w:tab w:val="num" w:pos="5400"/>
+        </w:tabs>
+        <w:ind w:left="5400" w:hanging="360"/>
+      </w:pPr>
+      <w:rPr>
+        <w:rFonts w:ascii="Wingdings" w:hAnsi="Wingdings" w:hint="default"/>
+        <w:sz w:val="20"/>
+      </w:rPr>
+    </w:lvl>
+    <w:lvl w:ilvl="8">
+      <w:start w:val="1"/>
+      <w:numFmt w:val="bullet"/>
+      <w:lvlText w:val=""/>
+      <w:lvlJc w:val="left"/>
+      <w:pPr>
+        <w:tabs>
+          <w:tab w:val="num" w:pos="6120"/>
+        </w:tabs>
+        <w:ind w:left="6120" w:hanging="360"/>
+      </w:pPr>
+      <w:rPr>
+        <w:rFonts w:ascii="Wingdings" w:hAnsi="Wingdings" w:hint="default"/>
+        <w:sz w:val="20"/>
+      </w:rPr>
+    </w:lvl>
+  </w:abstractNum>
+  <w:abstractNum w:abstractNumId="47" w15:restartNumberingAfterBreak="0">
     <w:nsid w:val="7CD42A98"/>
     <w:multiLevelType w:val="hybridMultilevel"/>
     <w:tmpl w:val="9544CB50"/>
@@ -8133,10 +8660,10 @@
     <w:abstractNumId w:val="13"/>
   </w:num>
   <w:num w:numId="4" w16cid:durableId="479080904">
-    <w:abstractNumId w:val="43"/>
+    <w:abstractNumId w:val="45"/>
   </w:num>
   <w:num w:numId="5" w16cid:durableId="388043502">
-    <w:abstractNumId w:val="28"/>
+    <w:abstractNumId w:val="30"/>
   </w:num>
   <w:num w:numId="6" w16cid:durableId="688457339">
     <w:abstractNumId w:val="7"/>
@@ -8148,43 +8675,43 @@
     <w:abstractNumId w:val="5"/>
   </w:num>
   <w:num w:numId="9" w16cid:durableId="632029200">
-    <w:abstractNumId w:val="38"/>
+    <w:abstractNumId w:val="40"/>
   </w:num>
   <w:num w:numId="10" w16cid:durableId="1115101901">
-    <w:abstractNumId w:val="36"/>
+    <w:abstractNumId w:val="38"/>
   </w:num>
   <w:num w:numId="11" w16cid:durableId="794181608">
     <w:abstractNumId w:val="6"/>
   </w:num>
   <w:num w:numId="12" w16cid:durableId="1408116344">
-    <w:abstractNumId w:val="35"/>
+    <w:abstractNumId w:val="37"/>
   </w:num>
   <w:num w:numId="13" w16cid:durableId="1650204422">
-    <w:abstractNumId w:val="40"/>
+    <w:abstractNumId w:val="42"/>
   </w:num>
   <w:num w:numId="14" w16cid:durableId="1514345035">
-    <w:abstractNumId w:val="44"/>
+    <w:abstractNumId w:val="47"/>
   </w:num>
   <w:num w:numId="15" w16cid:durableId="2054454727">
+    <w:abstractNumId w:val="25"/>
+  </w:num>
+  <w:num w:numId="16" w16cid:durableId="1689408037">
     <w:abstractNumId w:val="24"/>
   </w:num>
-  <w:num w:numId="16" w16cid:durableId="1689408037">
+  <w:num w:numId="17" w16cid:durableId="2021544915">
     <w:abstractNumId w:val="23"/>
   </w:num>
-  <w:num w:numId="17" w16cid:durableId="2021544915">
-    <w:abstractNumId w:val="22"/>
-  </w:num>
   <w:num w:numId="18" w16cid:durableId="1830829916">
-    <w:abstractNumId w:val="41"/>
+    <w:abstractNumId w:val="43"/>
   </w:num>
   <w:num w:numId="19" w16cid:durableId="863439121">
     <w:abstractNumId w:val="18"/>
   </w:num>
   <w:num w:numId="20" w16cid:durableId="686058804">
-    <w:abstractNumId w:val="30"/>
+    <w:abstractNumId w:val="32"/>
   </w:num>
   <w:num w:numId="21" w16cid:durableId="1508910880">
-    <w:abstractNumId w:val="37"/>
+    <w:abstractNumId w:val="39"/>
   </w:num>
   <w:num w:numId="22" w16cid:durableId="1418097019">
     <w:abstractNumId w:val="4"/>
@@ -8193,19 +8720,19 @@
     <w:abstractNumId w:val="11"/>
   </w:num>
   <w:num w:numId="24" w16cid:durableId="2041347781">
-    <w:abstractNumId w:val="42"/>
+    <w:abstractNumId w:val="44"/>
   </w:num>
   <w:num w:numId="25" w16cid:durableId="137457568">
     <w:abstractNumId w:val="1"/>
   </w:num>
   <w:num w:numId="26" w16cid:durableId="924806891">
-    <w:abstractNumId w:val="31"/>
+    <w:abstractNumId w:val="33"/>
   </w:num>
   <w:num w:numId="27" w16cid:durableId="245652215">
     <w:abstractNumId w:val="9"/>
   </w:num>
   <w:num w:numId="28" w16cid:durableId="1258907603">
-    <w:abstractNumId w:val="39"/>
+    <w:abstractNumId w:val="41"/>
   </w:num>
   <w:num w:numId="29" w16cid:durableId="1816020452">
     <w:abstractNumId w:val="10"/>
@@ -8220,22 +8747,22 @@
     <w:abstractNumId w:val="3"/>
   </w:num>
   <w:num w:numId="33" w16cid:durableId="1258909195">
-    <w:abstractNumId w:val="32"/>
+    <w:abstractNumId w:val="34"/>
   </w:num>
   <w:num w:numId="34" w16cid:durableId="1606576857">
     <w:abstractNumId w:val="17"/>
   </w:num>
   <w:num w:numId="35" w16cid:durableId="948003174">
-    <w:abstractNumId w:val="25"/>
+    <w:abstractNumId w:val="26"/>
   </w:num>
   <w:num w:numId="36" w16cid:durableId="1830555423">
-    <w:abstractNumId w:val="34"/>
+    <w:abstractNumId w:val="36"/>
   </w:num>
   <w:num w:numId="37" w16cid:durableId="739719473">
-    <w:abstractNumId w:val="21"/>
+    <w:abstractNumId w:val="22"/>
   </w:num>
   <w:num w:numId="38" w16cid:durableId="2029258426">
-    <w:abstractNumId w:val="26"/>
+    <w:abstractNumId w:val="27"/>
   </w:num>
   <w:num w:numId="39" w16cid:durableId="523709671">
     <w:abstractNumId w:val="20"/>
@@ -8244,19 +8771,55 @@
     <w:abstractNumId w:val="0"/>
   </w:num>
   <w:num w:numId="41" w16cid:durableId="2036541700">
-    <w:abstractNumId w:val="29"/>
+    <w:abstractNumId w:val="31"/>
   </w:num>
   <w:num w:numId="42" w16cid:durableId="1132753383">
     <w:abstractNumId w:val="16"/>
   </w:num>
   <w:num w:numId="43" w16cid:durableId="367341485">
-    <w:abstractNumId w:val="27"/>
+    <w:abstractNumId w:val="28"/>
   </w:num>
   <w:num w:numId="44" w16cid:durableId="307904345">
-    <w:abstractNumId w:val="33"/>
+    <w:abstractNumId w:val="35"/>
   </w:num>
   <w:num w:numId="45" w16cid:durableId="1494025754">
     <w:abstractNumId w:val="19"/>
+  </w:num>
+  <w:num w:numId="46" w16cid:durableId="1161656384">
+    <w:abstractNumId w:val="21"/>
+    <w:lvlOverride w:ilvl="0"/>
+    <w:lvlOverride w:ilvl="1"/>
+    <w:lvlOverride w:ilvl="2"/>
+    <w:lvlOverride w:ilvl="3"/>
+    <w:lvlOverride w:ilvl="4"/>
+    <w:lvlOverride w:ilvl="5"/>
+    <w:lvlOverride w:ilvl="6"/>
+    <w:lvlOverride w:ilvl="7"/>
+    <w:lvlOverride w:ilvl="8"/>
+  </w:num>
+  <w:num w:numId="47" w16cid:durableId="1774397087">
+    <w:abstractNumId w:val="29"/>
+    <w:lvlOverride w:ilvl="0"/>
+    <w:lvlOverride w:ilvl="1"/>
+    <w:lvlOverride w:ilvl="2"/>
+    <w:lvlOverride w:ilvl="3"/>
+    <w:lvlOverride w:ilvl="4"/>
+    <w:lvlOverride w:ilvl="5"/>
+    <w:lvlOverride w:ilvl="6"/>
+    <w:lvlOverride w:ilvl="7"/>
+    <w:lvlOverride w:ilvl="8"/>
+  </w:num>
+  <w:num w:numId="48" w16cid:durableId="56325280">
+    <w:abstractNumId w:val="46"/>
+    <w:lvlOverride w:ilvl="0"/>
+    <w:lvlOverride w:ilvl="1"/>
+    <w:lvlOverride w:ilvl="2"/>
+    <w:lvlOverride w:ilvl="3"/>
+    <w:lvlOverride w:ilvl="4"/>
+    <w:lvlOverride w:ilvl="5"/>
+    <w:lvlOverride w:ilvl="6"/>
+    <w:lvlOverride w:ilvl="7"/>
+    <w:lvlOverride w:ilvl="8"/>
   </w:num>
 </w:numbering>
 </file>
@@ -8715,7 +9278,6 @@
   <w:style w:type="character" w:default="1" w:styleId="Fuentedeprrafopredeter">
     <w:name w:val="Default Paragraph Font"/>
     <w:uiPriority w:val="1"/>
-    <w:semiHidden/>
     <w:unhideWhenUsed/>
   </w:style>
   <w:style w:type="table" w:default="1" w:styleId="Tablanormal">

--- a/CalendarioAgo26/informacion/PoliticasAgo26.docx
+++ b/CalendarioAgo26/informacion/PoliticasAgo26.docx
@@ -1,6 +1,6 @@
 
 <file path=word/document.xml><?xml version="1.0" encoding="utf-8"?>
-<w:document xmlns:wpc="http://schemas.microsoft.com/office/word/2010/wordprocessingCanvas" xmlns:cx="http://schemas.microsoft.com/office/drawing/2014/chartex" xmlns:cx1="http://schemas.microsoft.com/office/drawing/2015/9/8/chartex" xmlns:cx2="http://schemas.microsoft.com/office/drawing/2015/10/21/chartex" xmlns:cx3="http://schemas.microsoft.com/office/drawing/2016/5/9/chartex" xmlns:cx4="http://schemas.microsoft.com/office/drawing/2016/5/10/chartex" xmlns:cx5="http://schemas.microsoft.com/office/drawing/2016/5/11/chartex" xmlns:cx6="http://schemas.microsoft.com/office/drawing/2016/5/12/chartex" xmlns:cx7="http://schemas.microsoft.com/office/drawing/2016/5/13/chartex" xmlns:cx8="http://schemas.microsoft.com/office/drawing/2016/5/14/chartex" xmlns:mc="http://schemas.openxmlformats.org/markup-compatibility/2006" xmlns:aink="http://schemas.microsoft.com/office/drawing/2016/ink" xmlns:am3d="http://schemas.microsoft.com/office/drawing/2017/model3d" xmlns:o="urn:schemas-microsoft-com:office:office" xmlns:oel="http://schemas.microsoft.com/office/2019/extlst" xmlns:r="http://schemas.openxmlformats.org/officeDocument/2006/relationships" xmlns:m="http://schemas.openxmlformats.org/officeDocument/2006/math" xmlns:v="urn:schemas-microsoft-com:vml" xmlns:wp14="http://schemas.microsoft.com/office/word/2010/wordprocessingDrawing" xmlns:wp="http://schemas.openxmlformats.org/drawingml/2006/wordprocessingDrawing" xmlns:w10="urn:schemas-microsoft-com:office:word" xmlns:w="http://schemas.openxmlformats.org/wordprocessingml/2006/main" xmlns:w14="http://schemas.microsoft.com/office/word/2010/wordml" xmlns:w15="http://schemas.microsoft.com/office/word/2012/wordml" xmlns:w16cex="http://schemas.microsoft.com/office/word/2018/wordml/cex" xmlns:w16cid="http://schemas.microsoft.com/office/word/2016/wordml/cid" xmlns:w16="http://schemas.microsoft.com/office/word/2018/wordml" xmlns:w16du="http://schemas.microsoft.com/office/word/2023/wordml/word16du" xmlns:w16sdtdh="http://schemas.microsoft.com/office/word/2020/wordml/sdtdatahash" xmlns:w16sdtfl="http://schemas.microsoft.com/office/word/2024/wordml/sdtformatlock" xmlns:w16se="http://schemas.microsoft.com/office/word/2015/wordml/symex" xmlns:wpg="http://schemas.microsoft.com/office/word/2010/wordprocessingGroup" xmlns:wpi="http://schemas.microsoft.com/office/word/2010/wordprocessingInk" xmlns:wne="http://schemas.microsoft.com/office/word/2006/wordml" xmlns:wps="http://schemas.microsoft.com/office/word/2010/wordprocessingShape" mc:Ignorable="w14 w15 w16se w16cid w16 w16cex w16sdtdh w16sdtfl w16du wp14">
+<w:document xmlns:wpc="http://schemas.microsoft.com/office/word/2010/wordprocessingCanvas" xmlns:cx="http://schemas.microsoft.com/office/drawing/2014/chartex" xmlns:cx1="http://schemas.microsoft.com/office/drawing/2015/9/8/chartex" xmlns:cx2="http://schemas.microsoft.com/office/drawing/2015/10/21/chartex" xmlns:cx3="http://schemas.microsoft.com/office/drawing/2016/5/9/chartex" xmlns:cx4="http://schemas.microsoft.com/office/drawing/2016/5/10/chartex" xmlns:cx5="http://schemas.microsoft.com/office/drawing/2016/5/11/chartex" xmlns:cx6="http://schemas.microsoft.com/office/drawing/2016/5/12/chartex" xmlns:cx7="http://schemas.microsoft.com/office/drawing/2016/5/13/chartex" xmlns:cx8="http://schemas.microsoft.com/office/drawing/2016/5/14/chartex" xmlns:mc="http://schemas.openxmlformats.org/markup-compatibility/2006" xmlns:aink="http://schemas.microsoft.com/office/drawing/2016/ink" xmlns:am3d="http://schemas.microsoft.com/office/drawing/2017/model3d" xmlns:o="urn:schemas-microsoft-com:office:office" xmlns:oel="http://schemas.microsoft.com/office/2019/extlst" xmlns:r="http://schemas.openxmlformats.org/officeDocument/2006/relationships" xmlns:m="http://schemas.openxmlformats.org/officeDocument/2006/math" xmlns:v="urn:schemas-microsoft-com:vml" xmlns:wp14="http://schemas.microsoft.com/office/word/2010/wordprocessingDrawing" xmlns:wp="http://schemas.openxmlformats.org/drawingml/2006/wordprocessingDrawing" xmlns:w10="urn:schemas-microsoft-com:office:word" xmlns:w="http://schemas.openxmlformats.org/wordprocessingml/2006/main" xmlns:w14="http://schemas.microsoft.com/office/word/2010/wordml" xmlns:w15="http://schemas.microsoft.com/office/word/2012/wordml" xmlns:w16cei="http://schemas.microsoft.com/office/word/2026/wordml/cei" xmlns:w16cex="http://schemas.microsoft.com/office/word/2018/wordml/cex" xmlns:w16cid="http://schemas.microsoft.com/office/word/2016/wordml/cid" xmlns:w16="http://schemas.microsoft.com/office/word/2018/wordml" xmlns:w16du="http://schemas.microsoft.com/office/word/2023/wordml/word16du" xmlns:w16sdtdh="http://schemas.microsoft.com/office/word/2020/wordml/sdtdatahash" xmlns:w16sdtfl="http://schemas.microsoft.com/office/word/2024/wordml/sdtformatlock" xmlns:w16se="http://schemas.microsoft.com/office/word/2015/wordml/symex" xmlns:wpg="http://schemas.microsoft.com/office/word/2010/wordprocessingGroup" xmlns:wpi="http://schemas.microsoft.com/office/word/2010/wordprocessingInk" xmlns:wne="http://schemas.microsoft.com/office/word/2006/wordml" xmlns:wps="http://schemas.microsoft.com/office/word/2010/wordprocessingShape" mc:Ignorable="w14 w15 w16se w16cid w16 w16cex w16sdtdh w16sdtfl w16du wp14">
   <w:body>
     <w:p>
       <w:pPr>
@@ -161,7 +161,7 @@
                                     <pic:cNvPicPr/>
                                   </pic:nvPicPr>
                                   <pic:blipFill>
-                                    <a:blip r:embed="rId8">
+                                    <a:blip r:embed="rId9">
                                       <a:extLst>
                                         <a:ext uri="{28A0092B-C50C-407E-A947-70E740481C1C}">
                                           <a14:useLocalDpi xmlns:a14="http://schemas.microsoft.com/office/drawing/2010/main" val="0"/>
@@ -352,8 +352,18 @@
           <w:spacing w:val="0"/>
           <w:szCs w:val="22"/>
         </w:rPr>
-        <w:t>Agosto - Diciembre</w:t>
-      </w:r>
+        <w:t xml:space="preserve">Agosto - </w:t>
+      </w:r>
+      <w:proofErr w:type="gramStart"/>
+      <w:r>
+        <w:rPr>
+          <w:rFonts w:ascii="Arial" w:hAnsi="Arial" w:cs="Arial"/>
+          <w:spacing w:val="0"/>
+          <w:szCs w:val="22"/>
+        </w:rPr>
+        <w:t>Diciembre</w:t>
+      </w:r>
+      <w:proofErr w:type="gramEnd"/>
       <w:r>
         <w:rPr>
           <w:rFonts w:ascii="Arial" w:hAnsi="Arial" w:cs="Arial"/>
@@ -707,6 +717,15 @@
       <w:r>
         <w:rPr>
           <w:rFonts w:ascii="Arial" w:hAnsi="Arial"/>
+          <w:bCs/>
+          <w:sz w:val="22"/>
+          <w:szCs w:val="22"/>
+        </w:rPr>
+        <w:t xml:space="preserve">  </w:t>
+      </w:r>
+      <w:r>
+        <w:rPr>
+          <w:rFonts w:ascii="Arial" w:hAnsi="Arial"/>
           <w:b/>
           <w:sz w:val="22"/>
           <w:szCs w:val="22"/>
@@ -748,7 +767,7 @@
           <w:szCs w:val="22"/>
           <w:u w:val="single"/>
         </w:rPr>
-        <w:t>1</w:t>
+        <w:t>21</w:t>
       </w:r>
       <w:r>
         <w:rPr>
@@ -758,7 +777,7 @@
           <w:szCs w:val="22"/>
           <w:u w:val="single"/>
         </w:rPr>
-        <w:t>5801</w:t>
+        <w:t>01</w:t>
       </w:r>
     </w:p>
     <w:p>
@@ -1089,6 +1108,7 @@
         </w:rPr>
         <w:t xml:space="preserve"> </w:t>
       </w:r>
+      <w:proofErr w:type="gramStart"/>
       <w:r>
         <w:rPr>
           <w:rFonts w:ascii="Arial" w:hAnsi="Arial"/>
@@ -1098,7 +1118,19 @@
           <w:u w:val="single"/>
           <w:lang w:eastAsia="es-ES"/>
         </w:rPr>
-        <w:t>Lunes a viernes</w:t>
+        <w:t>Lunes</w:t>
+      </w:r>
+      <w:proofErr w:type="gramEnd"/>
+      <w:r>
+        <w:rPr>
+          <w:rFonts w:ascii="Arial" w:hAnsi="Arial"/>
+          <w:snapToGrid w:val="0"/>
+          <w:sz w:val="22"/>
+          <w:szCs w:val="22"/>
+          <w:u w:val="single"/>
+          <w:lang w:eastAsia="es-ES"/>
+        </w:rPr>
+        <w:t xml:space="preserve"> a viernes</w:t>
       </w:r>
       <w:r>
         <w:rPr>
@@ -1464,8 +1496,16 @@
         <w:rPr>
           <w:sz w:val="22"/>
         </w:rPr>
-        <w:t xml:space="preserve"> Canvas</w:t>
-      </w:r>
+        <w:t xml:space="preserve"> </w:t>
+      </w:r>
+      <w:proofErr w:type="spellStart"/>
+      <w:r>
+        <w:rPr>
+          <w:sz w:val="22"/>
+        </w:rPr>
+        <w:t>Canvas</w:t>
+      </w:r>
+      <w:proofErr w:type="spellEnd"/>
       <w:r>
         <w:rPr>
           <w:sz w:val="22"/>
@@ -1779,6 +1819,18 @@
         </w:rPr>
         <w:t>XAMEN INTEGRADOR</w:t>
       </w:r>
+      <w:r>
+        <w:rPr>
+          <w:b/>
+          <w:sz w:val="22"/>
+          <w14:shadow w14:blurRad="50800" w14:dist="38100" w14:dir="2700000" w14:sx="100000" w14:sy="100000" w14:kx="0" w14:ky="0" w14:algn="tl">
+            <w14:srgbClr w14:val="000000">
+              <w14:alpha w14:val="60000"/>
+            </w14:srgbClr>
+          </w14:shadow>
+        </w:rPr>
+        <w:t>:</w:t>
+      </w:r>
     </w:p>
     <w:p>
       <w:pPr>
@@ -1812,12 +1864,21 @@
         </w:rPr>
         <w:t xml:space="preserve">: </w:t>
       </w:r>
+      <w:proofErr w:type="gramStart"/>
       <w:r>
         <w:rPr>
           <w:sz w:val="22"/>
           <w:u w:val="single"/>
         </w:rPr>
-        <w:t xml:space="preserve">Lunes 14 y martes 15 </w:t>
+        <w:t>Lunes</w:t>
+      </w:r>
+      <w:proofErr w:type="gramEnd"/>
+      <w:r>
+        <w:rPr>
+          <w:sz w:val="22"/>
+          <w:u w:val="single"/>
+        </w:rPr>
+        <w:t xml:space="preserve"> 14 y martes 15 </w:t>
       </w:r>
       <w:r>
         <w:rPr>
@@ -1996,7 +2057,7 @@
             </w14:srgbClr>
           </w14:shadow>
         </w:rPr>
-        <w:t xml:space="preserve">EVALUACIÓN DEL </w:t>
+        <w:t>EVALUACIÓN DE</w:t>
       </w:r>
       <w:r>
         <w:rPr>
@@ -2010,7 +2071,63 @@
             </w14:srgbClr>
           </w14:shadow>
         </w:rPr>
-        <w:t>MÓDULO 1</w:t>
+        <w:t xml:space="preserve"> UF1</w:t>
+      </w:r>
+      <w:r>
+        <w:rPr>
+          <w:rFonts w:ascii="Arial" w:hAnsi="Arial"/>
+          <w:b/>
+          <w:color w:val="000000" w:themeColor="text1"/>
+          <w:sz w:val="22"/>
+          <w14:shadow w14:blurRad="50800" w14:dist="38100" w14:dir="2700000" w14:sx="100000" w14:sy="100000" w14:kx="0" w14:ky="0" w14:algn="tl">
+            <w14:srgbClr w14:val="000000">
+              <w14:alpha w14:val="60000"/>
+            </w14:srgbClr>
+          </w14:shadow>
+        </w:rPr>
+        <w:t>.</w:t>
+      </w:r>
+      <w:r>
+        <w:rPr>
+          <w:rFonts w:ascii="Arial" w:hAnsi="Arial"/>
+          <w:b/>
+          <w:color w:val="000000" w:themeColor="text1"/>
+          <w:sz w:val="22"/>
+          <w14:shadow w14:blurRad="50800" w14:dist="38100" w14:dir="2700000" w14:sx="100000" w14:sy="100000" w14:kx="0" w14:ky="0" w14:algn="tl">
+            <w14:srgbClr w14:val="000000">
+              <w14:alpha w14:val="60000"/>
+            </w14:srgbClr>
+          </w14:shadow>
+        </w:rPr>
+        <w:t xml:space="preserve"> </w:t>
+      </w:r>
+      <w:r>
+        <w:rPr>
+          <w:rFonts w:ascii="Arial" w:hAnsi="Arial"/>
+          <w:b/>
+          <w:color w:val="000000" w:themeColor="text1"/>
+          <w:sz w:val="22"/>
+          <w14:shadow w14:blurRad="50800" w14:dist="38100" w14:dir="2700000" w14:sx="100000" w14:sy="100000" w14:kx="0" w14:ky="0" w14:algn="tl">
+            <w14:srgbClr w14:val="000000">
+              <w14:alpha w14:val="60000"/>
+            </w14:srgbClr>
+          </w14:shadow>
+        </w:rPr>
+        <w:t>P</w:t>
+      </w:r>
+      <w:r>
+        <w:rPr>
+          <w:rFonts w:ascii="Arial" w:hAnsi="Arial"/>
+          <w:b/>
+          <w:color w:val="000000" w:themeColor="text1"/>
+          <w:sz w:val="22"/>
+          <w14:shadow w14:blurRad="50800" w14:dist="38100" w14:dir="2700000" w14:sx="100000" w14:sy="100000" w14:kx="0" w14:ky="0" w14:algn="tl">
+            <w14:srgbClr w14:val="000000">
+              <w14:alpha w14:val="60000"/>
+            </w14:srgbClr>
+          </w14:shadow>
+        </w:rPr>
+        <w:t>YTHON PARA CIENCIA DE DATOS:</w:t>
       </w:r>
     </w:p>
     <w:p>
@@ -2022,6 +2139,7 @@
           <w:tab w:val="right" w:pos="8789"/>
         </w:tabs>
         <w:spacing w:before="60" w:after="120"/>
+        <w:ind w:left="360"/>
         <w:rPr>
           <w:rFonts w:ascii="Arial" w:hAnsi="Arial"/>
           <w:b/>
@@ -2056,6 +2174,7 @@
           <w:tab w:val="right" w:pos="8789"/>
         </w:tabs>
         <w:spacing w:before="60"/>
+        <w:ind w:left="720"/>
         <w:rPr>
           <w:rFonts w:ascii="Arial" w:hAnsi="Arial"/>
           <w:sz w:val="22"/>
@@ -2086,6 +2205,7 @@
           <w:tab w:val="right" w:pos="8789"/>
         </w:tabs>
         <w:spacing w:before="60"/>
+        <w:ind w:left="720"/>
         <w:rPr>
           <w:rFonts w:ascii="Arial" w:hAnsi="Arial"/>
           <w:sz w:val="22"/>
@@ -2116,6 +2236,7 @@
           <w:tab w:val="right" w:pos="8789"/>
         </w:tabs>
         <w:spacing w:before="60"/>
+        <w:ind w:left="720"/>
         <w:rPr>
           <w:rFonts w:ascii="Arial" w:hAnsi="Arial"/>
           <w:sz w:val="22"/>
@@ -2130,7 +2251,27 @@
           <w:szCs w:val="22"/>
           <w:lang w:val="es-MX"/>
         </w:rPr>
-        <w:t>3. Arreglos y matrices con Numpy (25%)</w:t>
+        <w:t xml:space="preserve">3. Arreglos y matrices con </w:t>
+      </w:r>
+      <w:proofErr w:type="spellStart"/>
+      <w:r>
+        <w:rPr>
+          <w:rFonts w:ascii="Arial" w:hAnsi="Arial"/>
+          <w:sz w:val="22"/>
+          <w:szCs w:val="22"/>
+          <w:lang w:val="es-MX"/>
+        </w:rPr>
+        <w:t>Numpy</w:t>
+      </w:r>
+      <w:proofErr w:type="spellEnd"/>
+      <w:r>
+        <w:rPr>
+          <w:rFonts w:ascii="Arial" w:hAnsi="Arial"/>
+          <w:sz w:val="22"/>
+          <w:szCs w:val="22"/>
+          <w:lang w:val="es-MX"/>
+        </w:rPr>
+        <w:t xml:space="preserve"> (25%)</w:t>
       </w:r>
     </w:p>
     <w:p>
@@ -2142,6 +2283,7 @@
           <w:tab w:val="right" w:pos="8789"/>
         </w:tabs>
         <w:spacing w:before="60"/>
+        <w:ind w:left="360"/>
         <w:rPr>
           <w:rFonts w:ascii="Arial" w:hAnsi="Arial"/>
           <w:sz w:val="22"/>
@@ -2159,6 +2301,7 @@
           <w:tab w:val="right" w:pos="8789"/>
         </w:tabs>
         <w:spacing w:before="60" w:after="120"/>
+        <w:ind w:left="360"/>
         <w:rPr>
           <w:rFonts w:ascii="Arial" w:hAnsi="Arial"/>
           <w:b/>
@@ -2193,6 +2336,7 @@
           <w:tab w:val="right" w:pos="8789"/>
         </w:tabs>
         <w:spacing w:before="60"/>
+        <w:ind w:left="720"/>
         <w:rPr>
           <w:rFonts w:ascii="Arial" w:hAnsi="Arial"/>
           <w:sz w:val="22"/>
@@ -2223,6 +2367,7 @@
           <w:tab w:val="right" w:pos="8789"/>
         </w:tabs>
         <w:spacing w:before="60"/>
+        <w:ind w:left="720"/>
         <w:rPr>
           <w:rFonts w:ascii="Arial" w:hAnsi="Arial"/>
           <w:sz w:val="22"/>
@@ -2253,6 +2398,7 @@
           <w:tab w:val="right" w:pos="8789"/>
         </w:tabs>
         <w:spacing w:before="60"/>
+        <w:ind w:left="720"/>
         <w:rPr>
           <w:rFonts w:ascii="Arial" w:hAnsi="Arial"/>
           <w:sz w:val="22"/>
@@ -2279,6 +2425,7 @@
           <w:tab w:val="right" w:pos="8789"/>
         </w:tabs>
         <w:spacing w:before="60"/>
+        <w:ind w:left="360"/>
         <w:rPr>
           <w:rFonts w:ascii="Arial" w:hAnsi="Arial"/>
           <w:sz w:val="22"/>
@@ -2296,6 +2443,7 @@
           <w:tab w:val="right" w:pos="8789"/>
         </w:tabs>
         <w:spacing w:before="60" w:after="120"/>
+        <w:ind w:left="360"/>
         <w:rPr>
           <w:rFonts w:ascii="Arial" w:hAnsi="Arial"/>
           <w:sz w:val="22"/>
@@ -2340,6 +2488,7 @@
           <w:numId w:val="48"/>
         </w:numPr>
         <w:tabs>
+          <w:tab w:val="clear" w:pos="360"/>
           <w:tab w:val="num" w:pos="720"/>
           <w:tab w:val="left" w:pos="1134"/>
           <w:tab w:val="right" w:pos="4253"/>
@@ -2347,6 +2496,7 @@
           <w:tab w:val="right" w:pos="8789"/>
         </w:tabs>
         <w:spacing w:before="60"/>
+        <w:ind w:left="720"/>
         <w:rPr>
           <w:rFonts w:ascii="Arial" w:hAnsi="Arial"/>
           <w:sz w:val="22"/>
@@ -2402,6 +2552,7 @@
           <w:numId w:val="48"/>
         </w:numPr>
         <w:tabs>
+          <w:tab w:val="clear" w:pos="360"/>
           <w:tab w:val="num" w:pos="720"/>
           <w:tab w:val="left" w:pos="1134"/>
           <w:tab w:val="right" w:pos="4253"/>
@@ -2409,6 +2560,7 @@
           <w:tab w:val="right" w:pos="8789"/>
         </w:tabs>
         <w:spacing w:before="60"/>
+        <w:ind w:left="720"/>
         <w:rPr>
           <w:rFonts w:ascii="Arial" w:hAnsi="Arial"/>
           <w:sz w:val="22"/>
@@ -2502,6 +2654,18 @@
         </w:rPr>
         <w:t>EXAMENES</w:t>
       </w:r>
+      <w:r>
+        <w:rPr>
+          <w:b/>
+          <w:sz w:val="22"/>
+          <w14:shadow w14:blurRad="50800" w14:dist="38100" w14:dir="2700000" w14:sx="100000" w14:sy="100000" w14:kx="0" w14:ky="0" w14:algn="tl">
+            <w14:srgbClr w14:val="000000">
+              <w14:alpha w14:val="60000"/>
+            </w14:srgbClr>
+          </w14:shadow>
+        </w:rPr>
+        <w:t>:</w:t>
+      </w:r>
     </w:p>
     <w:p>
       <w:pPr>
@@ -2553,6 +2717,7 @@
         </w:rPr>
         <w:t xml:space="preserve">Instalar </w:t>
       </w:r>
+      <w:proofErr w:type="spellStart"/>
       <w:r>
         <w:rPr>
           <w:b/>
@@ -2563,6 +2728,7 @@
         </w:rPr>
         <w:t>Respondus</w:t>
       </w:r>
+      <w:proofErr w:type="spellEnd"/>
       <w:r>
         <w:rPr>
           <w:color w:val="3B3838"/>
@@ -2571,6 +2737,7 @@
         </w:rPr>
         <w:t xml:space="preserve"> </w:t>
       </w:r>
+      <w:proofErr w:type="spellStart"/>
       <w:r>
         <w:rPr>
           <w:b/>
@@ -2579,7 +2746,18 @@
           <w:sz w:val="22"/>
           <w:szCs w:val="22"/>
         </w:rPr>
-        <w:t>LockDown Browser</w:t>
+        <w:t>LockDown</w:t>
+      </w:r>
+      <w:proofErr w:type="spellEnd"/>
+      <w:r>
+        <w:rPr>
+          <w:b/>
+          <w:bCs/>
+          <w:color w:val="3B3838"/>
+          <w:sz w:val="22"/>
+          <w:szCs w:val="22"/>
+        </w:rPr>
+        <w:t xml:space="preserve"> Browser</w:t>
       </w:r>
       <w:r>
         <w:rPr>
@@ -3001,8 +3179,8 @@
       </w:r>
     </w:p>
     <w:sectPr>
-      <w:headerReference w:type="even" r:id="rId9"/>
-      <w:headerReference w:type="default" r:id="rId10"/>
+      <w:headerReference w:type="even" r:id="rId10"/>
+      <w:headerReference w:type="default" r:id="rId11"/>
       <w:pgSz w:w="12242" w:h="15842" w:code="1"/>
       <w:pgMar w:top="142" w:right="1080" w:bottom="568" w:left="1080" w:header="720" w:footer="720" w:gutter="0"/>
       <w:cols w:space="720"/>
@@ -3014,7 +3192,7 @@
 </file>
 
 <file path=word/endnotes.xml><?xml version="1.0" encoding="utf-8"?>
-<w:endnotes xmlns:wpc="http://schemas.microsoft.com/office/word/2010/wordprocessingCanvas" xmlns:cx="http://schemas.microsoft.com/office/drawing/2014/chartex" xmlns:cx1="http://schemas.microsoft.com/office/drawing/2015/9/8/chartex" xmlns:cx2="http://schemas.microsoft.com/office/drawing/2015/10/21/chartex" xmlns:cx3="http://schemas.microsoft.com/office/drawing/2016/5/9/chartex" xmlns:cx4="http://schemas.microsoft.com/office/drawing/2016/5/10/chartex" xmlns:cx5="http://schemas.microsoft.com/office/drawing/2016/5/11/chartex" xmlns:cx6="http://schemas.microsoft.com/office/drawing/2016/5/12/chartex" xmlns:cx7="http://schemas.microsoft.com/office/drawing/2016/5/13/chartex" xmlns:cx8="http://schemas.microsoft.com/office/drawing/2016/5/14/chartex" xmlns:mc="http://schemas.openxmlformats.org/markup-compatibility/2006" xmlns:aink="http://schemas.microsoft.com/office/drawing/2016/ink" xmlns:am3d="http://schemas.microsoft.com/office/drawing/2017/model3d" xmlns:o="urn:schemas-microsoft-com:office:office" xmlns:oel="http://schemas.microsoft.com/office/2019/extlst" xmlns:r="http://schemas.openxmlformats.org/officeDocument/2006/relationships" xmlns:m="http://schemas.openxmlformats.org/officeDocument/2006/math" xmlns:v="urn:schemas-microsoft-com:vml" xmlns:wp14="http://schemas.microsoft.com/office/word/2010/wordprocessingDrawing" xmlns:wp="http://schemas.openxmlformats.org/drawingml/2006/wordprocessingDrawing" xmlns:w10="urn:schemas-microsoft-com:office:word" xmlns:w="http://schemas.openxmlformats.org/wordprocessingml/2006/main" xmlns:w14="http://schemas.microsoft.com/office/word/2010/wordml" xmlns:w15="http://schemas.microsoft.com/office/word/2012/wordml" xmlns:w16cex="http://schemas.microsoft.com/office/word/2018/wordml/cex" xmlns:w16cid="http://schemas.microsoft.com/office/word/2016/wordml/cid" xmlns:w16="http://schemas.microsoft.com/office/word/2018/wordml" xmlns:w16du="http://schemas.microsoft.com/office/word/2023/wordml/word16du" xmlns:w16sdtdh="http://schemas.microsoft.com/office/word/2020/wordml/sdtdatahash" xmlns:w16sdtfl="http://schemas.microsoft.com/office/word/2024/wordml/sdtformatlock" xmlns:w16se="http://schemas.microsoft.com/office/word/2015/wordml/symex" xmlns:wpg="http://schemas.microsoft.com/office/word/2010/wordprocessingGroup" xmlns:wpi="http://schemas.microsoft.com/office/word/2010/wordprocessingInk" xmlns:wne="http://schemas.microsoft.com/office/word/2006/wordml" xmlns:wps="http://schemas.microsoft.com/office/word/2010/wordprocessingShape" mc:Ignorable="w14 w15 w16se w16cid w16 w16cex w16sdtdh w16sdtfl w16du wp14">
+<w:endnotes xmlns:wpc="http://schemas.microsoft.com/office/word/2010/wordprocessingCanvas" xmlns:cx="http://schemas.microsoft.com/office/drawing/2014/chartex" xmlns:cx1="http://schemas.microsoft.com/office/drawing/2015/9/8/chartex" xmlns:cx2="http://schemas.microsoft.com/office/drawing/2015/10/21/chartex" xmlns:cx3="http://schemas.microsoft.com/office/drawing/2016/5/9/chartex" xmlns:cx4="http://schemas.microsoft.com/office/drawing/2016/5/10/chartex" xmlns:cx5="http://schemas.microsoft.com/office/drawing/2016/5/11/chartex" xmlns:cx6="http://schemas.microsoft.com/office/drawing/2016/5/12/chartex" xmlns:cx7="http://schemas.microsoft.com/office/drawing/2016/5/13/chartex" xmlns:cx8="http://schemas.microsoft.com/office/drawing/2016/5/14/chartex" xmlns:mc="http://schemas.openxmlformats.org/markup-compatibility/2006" xmlns:aink="http://schemas.microsoft.com/office/drawing/2016/ink" xmlns:am3d="http://schemas.microsoft.com/office/drawing/2017/model3d" xmlns:o="urn:schemas-microsoft-com:office:office" xmlns:oel="http://schemas.microsoft.com/office/2019/extlst" xmlns:r="http://schemas.openxmlformats.org/officeDocument/2006/relationships" xmlns:m="http://schemas.openxmlformats.org/officeDocument/2006/math" xmlns:v="urn:schemas-microsoft-com:vml" xmlns:wp14="http://schemas.microsoft.com/office/word/2010/wordprocessingDrawing" xmlns:wp="http://schemas.openxmlformats.org/drawingml/2006/wordprocessingDrawing" xmlns:w10="urn:schemas-microsoft-com:office:word" xmlns:w="http://schemas.openxmlformats.org/wordprocessingml/2006/main" xmlns:w14="http://schemas.microsoft.com/office/word/2010/wordml" xmlns:w15="http://schemas.microsoft.com/office/word/2012/wordml" xmlns:w16cei="http://schemas.microsoft.com/office/word/2026/wordml/cei" xmlns:w16cex="http://schemas.microsoft.com/office/word/2018/wordml/cex" xmlns:w16cid="http://schemas.microsoft.com/office/word/2016/wordml/cid" xmlns:w16="http://schemas.microsoft.com/office/word/2018/wordml" xmlns:w16du="http://schemas.microsoft.com/office/word/2023/wordml/word16du" xmlns:w16sdtdh="http://schemas.microsoft.com/office/word/2020/wordml/sdtdatahash" xmlns:w16sdtfl="http://schemas.microsoft.com/office/word/2024/wordml/sdtformatlock" xmlns:w16se="http://schemas.microsoft.com/office/word/2015/wordml/symex" xmlns:wpg="http://schemas.microsoft.com/office/word/2010/wordprocessingGroup" xmlns:wpi="http://schemas.microsoft.com/office/word/2010/wordprocessingInk" xmlns:wne="http://schemas.microsoft.com/office/word/2006/wordml" xmlns:wps="http://schemas.microsoft.com/office/word/2010/wordprocessingShape" mc:Ignorable="w14 w15 w16se w16cid w16 w16cex w16sdtdh w16sdtfl w16du wp14">
   <w:endnote w:type="separator" w:id="-1">
     <w:p>
       <w:r>
@@ -3033,7 +3211,7 @@
 </file>
 
 <file path=word/footnotes.xml><?xml version="1.0" encoding="utf-8"?>
-<w:footnotes xmlns:wpc="http://schemas.microsoft.com/office/word/2010/wordprocessingCanvas" xmlns:cx="http://schemas.microsoft.com/office/drawing/2014/chartex" xmlns:cx1="http://schemas.microsoft.com/office/drawing/2015/9/8/chartex" xmlns:cx2="http://schemas.microsoft.com/office/drawing/2015/10/21/chartex" xmlns:cx3="http://schemas.microsoft.com/office/drawing/2016/5/9/chartex" xmlns:cx4="http://schemas.microsoft.com/office/drawing/2016/5/10/chartex" xmlns:cx5="http://schemas.microsoft.com/office/drawing/2016/5/11/chartex" xmlns:cx6="http://schemas.microsoft.com/office/drawing/2016/5/12/chartex" xmlns:cx7="http://schemas.microsoft.com/office/drawing/2016/5/13/chartex" xmlns:cx8="http://schemas.microsoft.com/office/drawing/2016/5/14/chartex" xmlns:mc="http://schemas.openxmlformats.org/markup-compatibility/2006" xmlns:aink="http://schemas.microsoft.com/office/drawing/2016/ink" xmlns:am3d="http://schemas.microsoft.com/office/drawing/2017/model3d" xmlns:o="urn:schemas-microsoft-com:office:office" xmlns:oel="http://schemas.microsoft.com/office/2019/extlst" xmlns:r="http://schemas.openxmlformats.org/officeDocument/2006/relationships" xmlns:m="http://schemas.openxmlformats.org/officeDocument/2006/math" xmlns:v="urn:schemas-microsoft-com:vml" xmlns:wp14="http://schemas.microsoft.com/office/word/2010/wordprocessingDrawing" xmlns:wp="http://schemas.openxmlformats.org/drawingml/2006/wordprocessingDrawing" xmlns:w10="urn:schemas-microsoft-com:office:word" xmlns:w="http://schemas.openxmlformats.org/wordprocessingml/2006/main" xmlns:w14="http://schemas.microsoft.com/office/word/2010/wordml" xmlns:w15="http://schemas.microsoft.com/office/word/2012/wordml" xmlns:w16cex="http://schemas.microsoft.com/office/word/2018/wordml/cex" xmlns:w16cid="http://schemas.microsoft.com/office/word/2016/wordml/cid" xmlns:w16="http://schemas.microsoft.com/office/word/2018/wordml" xmlns:w16du="http://schemas.microsoft.com/office/word/2023/wordml/word16du" xmlns:w16sdtdh="http://schemas.microsoft.com/office/word/2020/wordml/sdtdatahash" xmlns:w16sdtfl="http://schemas.microsoft.com/office/word/2024/wordml/sdtformatlock" xmlns:w16se="http://schemas.microsoft.com/office/word/2015/wordml/symex" xmlns:wpg="http://schemas.microsoft.com/office/word/2010/wordprocessingGroup" xmlns:wpi="http://schemas.microsoft.com/office/word/2010/wordprocessingInk" xmlns:wne="http://schemas.microsoft.com/office/word/2006/wordml" xmlns:wps="http://schemas.microsoft.com/office/word/2010/wordprocessingShape" mc:Ignorable="w14 w15 w16se w16cid w16 w16cex w16sdtdh w16sdtfl w16du wp14">
+<w:footnotes xmlns:wpc="http://schemas.microsoft.com/office/word/2010/wordprocessingCanvas" xmlns:cx="http://schemas.microsoft.com/office/drawing/2014/chartex" xmlns:cx1="http://schemas.microsoft.com/office/drawing/2015/9/8/chartex" xmlns:cx2="http://schemas.microsoft.com/office/drawing/2015/10/21/chartex" xmlns:cx3="http://schemas.microsoft.com/office/drawing/2016/5/9/chartex" xmlns:cx4="http://schemas.microsoft.com/office/drawing/2016/5/10/chartex" xmlns:cx5="http://schemas.microsoft.com/office/drawing/2016/5/11/chartex" xmlns:cx6="http://schemas.microsoft.com/office/drawing/2016/5/12/chartex" xmlns:cx7="http://schemas.microsoft.com/office/drawing/2016/5/13/chartex" xmlns:cx8="http://schemas.microsoft.com/office/drawing/2016/5/14/chartex" xmlns:mc="http://schemas.openxmlformats.org/markup-compatibility/2006" xmlns:aink="http://schemas.microsoft.com/office/drawing/2016/ink" xmlns:am3d="http://schemas.microsoft.com/office/drawing/2017/model3d" xmlns:o="urn:schemas-microsoft-com:office:office" xmlns:oel="http://schemas.microsoft.com/office/2019/extlst" xmlns:r="http://schemas.openxmlformats.org/officeDocument/2006/relationships" xmlns:m="http://schemas.openxmlformats.org/officeDocument/2006/math" xmlns:v="urn:schemas-microsoft-com:vml" xmlns:wp14="http://schemas.microsoft.com/office/word/2010/wordprocessingDrawing" xmlns:wp="http://schemas.openxmlformats.org/drawingml/2006/wordprocessingDrawing" xmlns:w10="urn:schemas-microsoft-com:office:word" xmlns:w="http://schemas.openxmlformats.org/wordprocessingml/2006/main" xmlns:w14="http://schemas.microsoft.com/office/word/2010/wordml" xmlns:w15="http://schemas.microsoft.com/office/word/2012/wordml" xmlns:w16cei="http://schemas.microsoft.com/office/word/2026/wordml/cei" xmlns:w16cex="http://schemas.microsoft.com/office/word/2018/wordml/cex" xmlns:w16cid="http://schemas.microsoft.com/office/word/2016/wordml/cid" xmlns:w16="http://schemas.microsoft.com/office/word/2018/wordml" xmlns:w16du="http://schemas.microsoft.com/office/word/2023/wordml/word16du" xmlns:w16sdtdh="http://schemas.microsoft.com/office/word/2020/wordml/sdtdatahash" xmlns:w16sdtfl="http://schemas.microsoft.com/office/word/2024/wordml/sdtformatlock" xmlns:w16se="http://schemas.microsoft.com/office/word/2015/wordml/symex" xmlns:wpg="http://schemas.microsoft.com/office/word/2010/wordprocessingGroup" xmlns:wpi="http://schemas.microsoft.com/office/word/2010/wordprocessingInk" xmlns:wne="http://schemas.microsoft.com/office/word/2006/wordml" xmlns:wps="http://schemas.microsoft.com/office/word/2010/wordprocessingShape" mc:Ignorable="w14 w15 w16se w16cid w16 w16cex w16sdtdh w16sdtfl w16du wp14">
   <w:footnote w:type="separator" w:id="-1">
     <w:p>
       <w:r>
@@ -3052,7 +3230,7 @@
 </file>
 
 <file path=word/header1.xml><?xml version="1.0" encoding="utf-8"?>
-<w:hdr xmlns:wpc="http://schemas.microsoft.com/office/word/2010/wordprocessingCanvas" xmlns:cx="http://schemas.microsoft.com/office/drawing/2014/chartex" xmlns:cx1="http://schemas.microsoft.com/office/drawing/2015/9/8/chartex" xmlns:cx2="http://schemas.microsoft.com/office/drawing/2015/10/21/chartex" xmlns:cx3="http://schemas.microsoft.com/office/drawing/2016/5/9/chartex" xmlns:cx4="http://schemas.microsoft.com/office/drawing/2016/5/10/chartex" xmlns:cx5="http://schemas.microsoft.com/office/drawing/2016/5/11/chartex" xmlns:cx6="http://schemas.microsoft.com/office/drawing/2016/5/12/chartex" xmlns:cx7="http://schemas.microsoft.com/office/drawing/2016/5/13/chartex" xmlns:cx8="http://schemas.microsoft.com/office/drawing/2016/5/14/chartex" xmlns:mc="http://schemas.openxmlformats.org/markup-compatibility/2006" xmlns:aink="http://schemas.microsoft.com/office/drawing/2016/ink" xmlns:am3d="http://schemas.microsoft.com/office/drawing/2017/model3d" xmlns:o="urn:schemas-microsoft-com:office:office" xmlns:oel="http://schemas.microsoft.com/office/2019/extlst" xmlns:r="http://schemas.openxmlformats.org/officeDocument/2006/relationships" xmlns:m="http://schemas.openxmlformats.org/officeDocument/2006/math" xmlns:v="urn:schemas-microsoft-com:vml" xmlns:wp14="http://schemas.microsoft.com/office/word/2010/wordprocessingDrawing" xmlns:wp="http://schemas.openxmlformats.org/drawingml/2006/wordprocessingDrawing" xmlns:w10="urn:schemas-microsoft-com:office:word" xmlns:w="http://schemas.openxmlformats.org/wordprocessingml/2006/main" xmlns:w14="http://schemas.microsoft.com/office/word/2010/wordml" xmlns:w15="http://schemas.microsoft.com/office/word/2012/wordml" xmlns:w16cex="http://schemas.microsoft.com/office/word/2018/wordml/cex" xmlns:w16cid="http://schemas.microsoft.com/office/word/2016/wordml/cid" xmlns:w16="http://schemas.microsoft.com/office/word/2018/wordml" xmlns:w16du="http://schemas.microsoft.com/office/word/2023/wordml/word16du" xmlns:w16sdtdh="http://schemas.microsoft.com/office/word/2020/wordml/sdtdatahash" xmlns:w16sdtfl="http://schemas.microsoft.com/office/word/2024/wordml/sdtformatlock" xmlns:w16se="http://schemas.microsoft.com/office/word/2015/wordml/symex" xmlns:wpg="http://schemas.microsoft.com/office/word/2010/wordprocessingGroup" xmlns:wpi="http://schemas.microsoft.com/office/word/2010/wordprocessingInk" xmlns:wne="http://schemas.microsoft.com/office/word/2006/wordml" xmlns:wps="http://schemas.microsoft.com/office/word/2010/wordprocessingShape" mc:Ignorable="w14 w15 w16se w16cid w16 w16cex w16sdtdh w16sdtfl w16du wp14">
+<w:hdr xmlns:wpc="http://schemas.microsoft.com/office/word/2010/wordprocessingCanvas" xmlns:cx="http://schemas.microsoft.com/office/drawing/2014/chartex" xmlns:cx1="http://schemas.microsoft.com/office/drawing/2015/9/8/chartex" xmlns:cx2="http://schemas.microsoft.com/office/drawing/2015/10/21/chartex" xmlns:cx3="http://schemas.microsoft.com/office/drawing/2016/5/9/chartex" xmlns:cx4="http://schemas.microsoft.com/office/drawing/2016/5/10/chartex" xmlns:cx5="http://schemas.microsoft.com/office/drawing/2016/5/11/chartex" xmlns:cx6="http://schemas.microsoft.com/office/drawing/2016/5/12/chartex" xmlns:cx7="http://schemas.microsoft.com/office/drawing/2016/5/13/chartex" xmlns:cx8="http://schemas.microsoft.com/office/drawing/2016/5/14/chartex" xmlns:mc="http://schemas.openxmlformats.org/markup-compatibility/2006" xmlns:aink="http://schemas.microsoft.com/office/drawing/2016/ink" xmlns:am3d="http://schemas.microsoft.com/office/drawing/2017/model3d" xmlns:o="urn:schemas-microsoft-com:office:office" xmlns:oel="http://schemas.microsoft.com/office/2019/extlst" xmlns:r="http://schemas.openxmlformats.org/officeDocument/2006/relationships" xmlns:m="http://schemas.openxmlformats.org/officeDocument/2006/math" xmlns:v="urn:schemas-microsoft-com:vml" xmlns:wp14="http://schemas.microsoft.com/office/word/2010/wordprocessingDrawing" xmlns:wp="http://schemas.openxmlformats.org/drawingml/2006/wordprocessingDrawing" xmlns:w10="urn:schemas-microsoft-com:office:word" xmlns:w="http://schemas.openxmlformats.org/wordprocessingml/2006/main" xmlns:w14="http://schemas.microsoft.com/office/word/2010/wordml" xmlns:w15="http://schemas.microsoft.com/office/word/2012/wordml" xmlns:w16cei="http://schemas.microsoft.com/office/word/2026/wordml/cei" xmlns:w16cex="http://schemas.microsoft.com/office/word/2018/wordml/cex" xmlns:w16cid="http://schemas.microsoft.com/office/word/2016/wordml/cid" xmlns:w16="http://schemas.microsoft.com/office/word/2018/wordml" xmlns:w16du="http://schemas.microsoft.com/office/word/2023/wordml/word16du" xmlns:w16sdtdh="http://schemas.microsoft.com/office/word/2020/wordml/sdtdatahash" xmlns:w16sdtfl="http://schemas.microsoft.com/office/word/2024/wordml/sdtformatlock" xmlns:w16se="http://schemas.microsoft.com/office/word/2015/wordml/symex" xmlns:wpg="http://schemas.microsoft.com/office/word/2010/wordprocessingGroup" xmlns:wpi="http://schemas.microsoft.com/office/word/2010/wordprocessingInk" xmlns:wne="http://schemas.microsoft.com/office/word/2006/wordml" xmlns:wps="http://schemas.microsoft.com/office/word/2010/wordprocessingShape" mc:Ignorable="w14 w15 w16se w16cid w16 w16cex w16sdtdh w16sdtfl w16du wp14">
   <w:p>
     <w:pPr>
       <w:pStyle w:val="Encabezado"/>
@@ -3103,7 +3281,7 @@
 </file>
 
 <file path=word/header2.xml><?xml version="1.0" encoding="utf-8"?>
-<w:hdr xmlns:wpc="http://schemas.microsoft.com/office/word/2010/wordprocessingCanvas" xmlns:cx="http://schemas.microsoft.com/office/drawing/2014/chartex" xmlns:cx1="http://schemas.microsoft.com/office/drawing/2015/9/8/chartex" xmlns:cx2="http://schemas.microsoft.com/office/drawing/2015/10/21/chartex" xmlns:cx3="http://schemas.microsoft.com/office/drawing/2016/5/9/chartex" xmlns:cx4="http://schemas.microsoft.com/office/drawing/2016/5/10/chartex" xmlns:cx5="http://schemas.microsoft.com/office/drawing/2016/5/11/chartex" xmlns:cx6="http://schemas.microsoft.com/office/drawing/2016/5/12/chartex" xmlns:cx7="http://schemas.microsoft.com/office/drawing/2016/5/13/chartex" xmlns:cx8="http://schemas.microsoft.com/office/drawing/2016/5/14/chartex" xmlns:mc="http://schemas.openxmlformats.org/markup-compatibility/2006" xmlns:aink="http://schemas.microsoft.com/office/drawing/2016/ink" xmlns:am3d="http://schemas.microsoft.com/office/drawing/2017/model3d" xmlns:o="urn:schemas-microsoft-com:office:office" xmlns:oel="http://schemas.microsoft.com/office/2019/extlst" xmlns:r="http://schemas.openxmlformats.org/officeDocument/2006/relationships" xmlns:m="http://schemas.openxmlformats.org/officeDocument/2006/math" xmlns:v="urn:schemas-microsoft-com:vml" xmlns:wp14="http://schemas.microsoft.com/office/word/2010/wordprocessingDrawing" xmlns:wp="http://schemas.openxmlformats.org/drawingml/2006/wordprocessingDrawing" xmlns:w10="urn:schemas-microsoft-com:office:word" xmlns:w="http://schemas.openxmlformats.org/wordprocessingml/2006/main" xmlns:w14="http://schemas.microsoft.com/office/word/2010/wordml" xmlns:w15="http://schemas.microsoft.com/office/word/2012/wordml" xmlns:w16cex="http://schemas.microsoft.com/office/word/2018/wordml/cex" xmlns:w16cid="http://schemas.microsoft.com/office/word/2016/wordml/cid" xmlns:w16="http://schemas.microsoft.com/office/word/2018/wordml" xmlns:w16du="http://schemas.microsoft.com/office/word/2023/wordml/word16du" xmlns:w16sdtdh="http://schemas.microsoft.com/office/word/2020/wordml/sdtdatahash" xmlns:w16sdtfl="http://schemas.microsoft.com/office/word/2024/wordml/sdtformatlock" xmlns:w16se="http://schemas.microsoft.com/office/word/2015/wordml/symex" xmlns:wpg="http://schemas.microsoft.com/office/word/2010/wordprocessingGroup" xmlns:wpi="http://schemas.microsoft.com/office/word/2010/wordprocessingInk" xmlns:wne="http://schemas.microsoft.com/office/word/2006/wordml" xmlns:wps="http://schemas.microsoft.com/office/word/2010/wordprocessingShape" mc:Ignorable="w14 w15 w16se w16cid w16 w16cex w16sdtdh w16sdtfl w16du wp14">
+<w:hdr xmlns:wpc="http://schemas.microsoft.com/office/word/2010/wordprocessingCanvas" xmlns:cx="http://schemas.microsoft.com/office/drawing/2014/chartex" xmlns:cx1="http://schemas.microsoft.com/office/drawing/2015/9/8/chartex" xmlns:cx2="http://schemas.microsoft.com/office/drawing/2015/10/21/chartex" xmlns:cx3="http://schemas.microsoft.com/office/drawing/2016/5/9/chartex" xmlns:cx4="http://schemas.microsoft.com/office/drawing/2016/5/10/chartex" xmlns:cx5="http://schemas.microsoft.com/office/drawing/2016/5/11/chartex" xmlns:cx6="http://schemas.microsoft.com/office/drawing/2016/5/12/chartex" xmlns:cx7="http://schemas.microsoft.com/office/drawing/2016/5/13/chartex" xmlns:cx8="http://schemas.microsoft.com/office/drawing/2016/5/14/chartex" xmlns:mc="http://schemas.openxmlformats.org/markup-compatibility/2006" xmlns:aink="http://schemas.microsoft.com/office/drawing/2016/ink" xmlns:am3d="http://schemas.microsoft.com/office/drawing/2017/model3d" xmlns:o="urn:schemas-microsoft-com:office:office" xmlns:oel="http://schemas.microsoft.com/office/2019/extlst" xmlns:r="http://schemas.openxmlformats.org/officeDocument/2006/relationships" xmlns:m="http://schemas.openxmlformats.org/officeDocument/2006/math" xmlns:v="urn:schemas-microsoft-com:vml" xmlns:wp14="http://schemas.microsoft.com/office/word/2010/wordprocessingDrawing" xmlns:wp="http://schemas.openxmlformats.org/drawingml/2006/wordprocessingDrawing" xmlns:w10="urn:schemas-microsoft-com:office:word" xmlns:w="http://schemas.openxmlformats.org/wordprocessingml/2006/main" xmlns:w14="http://schemas.microsoft.com/office/word/2010/wordml" xmlns:w15="http://schemas.microsoft.com/office/word/2012/wordml" xmlns:w16cei="http://schemas.microsoft.com/office/word/2026/wordml/cei" xmlns:w16cex="http://schemas.microsoft.com/office/word/2018/wordml/cex" xmlns:w16cid="http://schemas.microsoft.com/office/word/2016/wordml/cid" xmlns:w16="http://schemas.microsoft.com/office/word/2018/wordml" xmlns:w16du="http://schemas.microsoft.com/office/word/2023/wordml/word16du" xmlns:w16sdtdh="http://schemas.microsoft.com/office/word/2020/wordml/sdtdatahash" xmlns:w16sdtfl="http://schemas.microsoft.com/office/word/2024/wordml/sdtformatlock" xmlns:w16se="http://schemas.microsoft.com/office/word/2015/wordml/symex" xmlns:wpg="http://schemas.microsoft.com/office/word/2010/wordprocessingGroup" xmlns:wpi="http://schemas.microsoft.com/office/word/2010/wordprocessingInk" xmlns:wne="http://schemas.microsoft.com/office/word/2006/wordml" xmlns:wps="http://schemas.microsoft.com/office/word/2010/wordprocessingShape" mc:Ignorable="w14 w15 w16se w16cid w16 w16cex w16sdtdh w16sdtfl w16du wp14">
   <w:p>
     <w:pPr>
       <w:pStyle w:val="Encabezado"/>
@@ -3114,7 +3292,7 @@
 </file>
 
 <file path=word/numbering.xml><?xml version="1.0" encoding="utf-8"?>
-<w:numbering xmlns:wpc="http://schemas.microsoft.com/office/word/2010/wordprocessingCanvas" xmlns:cx="http://schemas.microsoft.com/office/drawing/2014/chartex" xmlns:cx1="http://schemas.microsoft.com/office/drawing/2015/9/8/chartex" xmlns:cx2="http://schemas.microsoft.com/office/drawing/2015/10/21/chartex" xmlns:cx3="http://schemas.microsoft.com/office/drawing/2016/5/9/chartex" xmlns:cx4="http://schemas.microsoft.com/office/drawing/2016/5/10/chartex" xmlns:cx5="http://schemas.microsoft.com/office/drawing/2016/5/11/chartex" xmlns:cx6="http://schemas.microsoft.com/office/drawing/2016/5/12/chartex" xmlns:cx7="http://schemas.microsoft.com/office/drawing/2016/5/13/chartex" xmlns:cx8="http://schemas.microsoft.com/office/drawing/2016/5/14/chartex" xmlns:mc="http://schemas.openxmlformats.org/markup-compatibility/2006" xmlns:aink="http://schemas.microsoft.com/office/drawing/2016/ink" xmlns:am3d="http://schemas.microsoft.com/office/drawing/2017/model3d" xmlns:o="urn:schemas-microsoft-com:office:office" xmlns:oel="http://schemas.microsoft.com/office/2019/extlst" xmlns:r="http://schemas.openxmlformats.org/officeDocument/2006/relationships" xmlns:m="http://schemas.openxmlformats.org/officeDocument/2006/math" xmlns:v="urn:schemas-microsoft-com:vml" xmlns:wp14="http://schemas.microsoft.com/office/word/2010/wordprocessingDrawing" xmlns:wp="http://schemas.openxmlformats.org/drawingml/2006/wordprocessingDrawing" xmlns:w10="urn:schemas-microsoft-com:office:word" xmlns:w="http://schemas.openxmlformats.org/wordprocessingml/2006/main" xmlns:w14="http://schemas.microsoft.com/office/word/2010/wordml" xmlns:w15="http://schemas.microsoft.com/office/word/2012/wordml" xmlns:w16cex="http://schemas.microsoft.com/office/word/2018/wordml/cex" xmlns:w16cid="http://schemas.microsoft.com/office/word/2016/wordml/cid" xmlns:w16="http://schemas.microsoft.com/office/word/2018/wordml" xmlns:w16du="http://schemas.microsoft.com/office/word/2023/wordml/word16du" xmlns:w16sdtdh="http://schemas.microsoft.com/office/word/2020/wordml/sdtdatahash" xmlns:w16sdtfl="http://schemas.microsoft.com/office/word/2024/wordml/sdtformatlock" xmlns:w16se="http://schemas.microsoft.com/office/word/2015/wordml/symex" xmlns:wpg="http://schemas.microsoft.com/office/word/2010/wordprocessingGroup" xmlns:wpi="http://schemas.microsoft.com/office/word/2010/wordprocessingInk" xmlns:wne="http://schemas.microsoft.com/office/word/2006/wordml" xmlns:wps="http://schemas.microsoft.com/office/word/2010/wordprocessingShape" mc:Ignorable="w14 w15 w16se w16cid w16 w16cex w16sdtdh w16sdtfl w16du wp14">
+<w:numbering xmlns:wpc="http://schemas.microsoft.com/office/word/2010/wordprocessingCanvas" xmlns:cx="http://schemas.microsoft.com/office/drawing/2014/chartex" xmlns:cx1="http://schemas.microsoft.com/office/drawing/2015/9/8/chartex" xmlns:cx2="http://schemas.microsoft.com/office/drawing/2015/10/21/chartex" xmlns:cx3="http://schemas.microsoft.com/office/drawing/2016/5/9/chartex" xmlns:cx4="http://schemas.microsoft.com/office/drawing/2016/5/10/chartex" xmlns:cx5="http://schemas.microsoft.com/office/drawing/2016/5/11/chartex" xmlns:cx6="http://schemas.microsoft.com/office/drawing/2016/5/12/chartex" xmlns:cx7="http://schemas.microsoft.com/office/drawing/2016/5/13/chartex" xmlns:cx8="http://schemas.microsoft.com/office/drawing/2016/5/14/chartex" xmlns:mc="http://schemas.openxmlformats.org/markup-compatibility/2006" xmlns:aink="http://schemas.microsoft.com/office/drawing/2016/ink" xmlns:am3d="http://schemas.microsoft.com/office/drawing/2017/model3d" xmlns:o="urn:schemas-microsoft-com:office:office" xmlns:oel="http://schemas.microsoft.com/office/2019/extlst" xmlns:r="http://schemas.openxmlformats.org/officeDocument/2006/relationships" xmlns:m="http://schemas.openxmlformats.org/officeDocument/2006/math" xmlns:v="urn:schemas-microsoft-com:vml" xmlns:wp14="http://schemas.microsoft.com/office/word/2010/wordprocessingDrawing" xmlns:wp="http://schemas.openxmlformats.org/drawingml/2006/wordprocessingDrawing" xmlns:w10="urn:schemas-microsoft-com:office:word" xmlns:w="http://schemas.openxmlformats.org/wordprocessingml/2006/main" xmlns:w14="http://schemas.microsoft.com/office/word/2010/wordml" xmlns:w15="http://schemas.microsoft.com/office/word/2012/wordml" xmlns:w16cei="http://schemas.microsoft.com/office/word/2026/wordml/cei" xmlns:w16cex="http://schemas.microsoft.com/office/word/2018/wordml/cex" xmlns:w16cid="http://schemas.microsoft.com/office/word/2016/wordml/cid" xmlns:w16="http://schemas.microsoft.com/office/word/2018/wordml" xmlns:w16du="http://schemas.microsoft.com/office/word/2023/wordml/word16du" xmlns:w16sdtdh="http://schemas.microsoft.com/office/word/2020/wordml/sdtdatahash" xmlns:w16sdtfl="http://schemas.microsoft.com/office/word/2024/wordml/sdtformatlock" xmlns:w16se="http://schemas.microsoft.com/office/word/2015/wordml/symex" xmlns:wpg="http://schemas.microsoft.com/office/word/2010/wordprocessingGroup" xmlns:wpi="http://schemas.microsoft.com/office/word/2010/wordprocessingInk" xmlns:wne="http://schemas.microsoft.com/office/word/2006/wordml" xmlns:wps="http://schemas.microsoft.com/office/word/2010/wordprocessingShape" mc:Ignorable="w14 w15 w16se w16cid w16 w16cex w16sdtdh w16sdtfl w16du wp14">
   <w:abstractNum w:abstractNumId="0" w15:restartNumberingAfterBreak="0">
     <w:nsid w:val="00CD5F81"/>
     <w:multiLevelType w:val="hybridMultilevel"/>
@@ -8787,39 +8965,12 @@
   </w:num>
   <w:num w:numId="46" w16cid:durableId="1161656384">
     <w:abstractNumId w:val="21"/>
-    <w:lvlOverride w:ilvl="0"/>
-    <w:lvlOverride w:ilvl="1"/>
-    <w:lvlOverride w:ilvl="2"/>
-    <w:lvlOverride w:ilvl="3"/>
-    <w:lvlOverride w:ilvl="4"/>
-    <w:lvlOverride w:ilvl="5"/>
-    <w:lvlOverride w:ilvl="6"/>
-    <w:lvlOverride w:ilvl="7"/>
-    <w:lvlOverride w:ilvl="8"/>
   </w:num>
   <w:num w:numId="47" w16cid:durableId="1774397087">
     <w:abstractNumId w:val="29"/>
-    <w:lvlOverride w:ilvl="0"/>
-    <w:lvlOverride w:ilvl="1"/>
-    <w:lvlOverride w:ilvl="2"/>
-    <w:lvlOverride w:ilvl="3"/>
-    <w:lvlOverride w:ilvl="4"/>
-    <w:lvlOverride w:ilvl="5"/>
-    <w:lvlOverride w:ilvl="6"/>
-    <w:lvlOverride w:ilvl="7"/>
-    <w:lvlOverride w:ilvl="8"/>
   </w:num>
   <w:num w:numId="48" w16cid:durableId="56325280">
     <w:abstractNumId w:val="46"/>
-    <w:lvlOverride w:ilvl="0"/>
-    <w:lvlOverride w:ilvl="1"/>
-    <w:lvlOverride w:ilvl="2"/>
-    <w:lvlOverride w:ilvl="3"/>
-    <w:lvlOverride w:ilvl="4"/>
-    <w:lvlOverride w:ilvl="5"/>
-    <w:lvlOverride w:ilvl="6"/>
-    <w:lvlOverride w:ilvl="7"/>
-    <w:lvlOverride w:ilvl="8"/>
   </w:num>
 </w:numbering>
 </file>
@@ -9278,6 +9429,7 @@
   <w:style w:type="character" w:default="1" w:styleId="Fuentedeprrafopredeter">
     <w:name w:val="Default Paragraph Font"/>
     <w:uiPriority w:val="1"/>
+    <w:semiHidden/>
     <w:unhideWhenUsed/>
   </w:style>
   <w:style w:type="table" w:default="1" w:styleId="Tablanormal">
